--- a/Knowledge/3-Work knowledge/1-Software Engineering/2-Testing/5-My Source/1-ISTQB Foundation Level/5-Testing in the Context of a Software Development Lifecycle.docx
+++ b/Knowledge/3-Work knowledge/1-Software Engineering/2-Testing/5-My Source/1-ISTQB Foundation Level/5-Testing in the Context of a Software Development Lifecycle.docx
@@ -29,51 +29,77 @@
       </w:pPr>
       <w:r>
         <w:rPr>
-          <w:b/>
-          <w:shd w:val="clear" w:color="auto" w:fill="B7B7B7"/>
-        </w:rPr>
-        <w:t># Source</w:t>
-      </w:r>
-      <w:r>
-        <w:rPr>
-          <w:shd w:val="clear" w:color="auto" w:fill="B7B7B7"/>
-        </w:rPr>
-        <w:t xml:space="preserve">: </w:t>
-      </w:r>
-      <w:r>
-        <w:rPr>
-          <w:b/>
-          <w:shd w:val="clear" w:color="auto" w:fill="B7B7B7"/>
-        </w:rPr>
-        <w:t xml:space="preserve">Chatgpt </w:t>
-      </w:r>
-      <w:r>
-        <w:rPr>
-          <w:b/>
-          <w:sz w:val="14"/>
-          <w:szCs w:val="14"/>
-          <w:shd w:val="clear" w:color="auto" w:fill="B7B7B7"/>
-        </w:rPr>
-        <w:t>(GPT</w:t>
-      </w:r>
-      <w:r>
-        <w:rPr>
-          <w:rFonts w:ascii="Cambria Math" w:hAnsi="Cambria Math" w:cs="Cambria Math"/>
-          <w:b/>
-          <w:sz w:val="14"/>
-          <w:szCs w:val="14"/>
-          <w:shd w:val="clear" w:color="auto" w:fill="B7B7B7"/>
+          <w:rFonts w:ascii="Arial" w:eastAsia="Arial" w:hAnsi="Arial" w:cs="Arial"/>
+          <w:b/>
+          <w:color w:val="000000"/>
+          <w:sz w:val="18"/>
+          <w:highlight w:val="lightGray"/>
+        </w:rPr>
+        <w:t># Source: AI Source: Provided by: [Data Path</w:t>
+      </w:r>
+      <w:r>
+        <w:rPr>
+          <w:rFonts w:ascii="Arial" w:eastAsia="Arial" w:hAnsi="Arial" w:cs="Arial"/>
+          <w:color w:val="000000"/>
+          <w:sz w:val="18"/>
+          <w:highlight w:val="lightGray"/>
+        </w:rPr>
+        <w:t xml:space="preserve">: Persons Table -&gt; ID Column: 1, Name_En Column: Motasem Essam] -&gt; </w:t>
+      </w:r>
+      <w:r>
+        <w:rPr>
+          <w:rFonts w:ascii="Arial" w:eastAsia="Arial" w:hAnsi="Arial" w:cs="Arial"/>
+          <w:b/>
+          <w:color w:val="000000"/>
+          <w:sz w:val="18"/>
+          <w:highlight w:val="lightGray"/>
+        </w:rPr>
+        <w:t>From:</w:t>
+      </w:r>
+      <w:r>
+        <w:rPr>
+          <w:rFonts w:ascii="Arial" w:eastAsia="Arial" w:hAnsi="Arial" w:cs="Arial"/>
+          <w:color w:val="000000"/>
+          <w:sz w:val="18"/>
+          <w:highlight w:val="lightGray"/>
+        </w:rPr>
+        <w:t xml:space="preserve"> [Chatgpt (GPT</w:t>
+      </w:r>
+      <w:r>
+        <w:rPr>
+          <w:rFonts w:ascii="Arial" w:eastAsia="Arial" w:hAnsi="Arial" w:cs="Cambria Math"/>
+          <w:color w:val="000000"/>
+          <w:sz w:val="18"/>
+          <w:highlight w:val="lightGray"/>
         </w:rPr>
         <w:t>‑</w:t>
       </w:r>
       <w:r>
         <w:rPr>
-          <w:b/>
-          <w:sz w:val="14"/>
-          <w:szCs w:val="14"/>
-          <w:shd w:val="clear" w:color="auto" w:fill="B7B7B7"/>
-        </w:rPr>
-        <w:t>5 Mini) at [8/13/2025]</w:t>
+          <w:rFonts w:ascii="Arial" w:eastAsia="Arial" w:hAnsi="Arial" w:cs="Arial"/>
+          <w:color w:val="000000"/>
+          <w:sz w:val="18"/>
+          <w:highlight w:val="lightGray"/>
+        </w:rPr>
+        <w:t xml:space="preserve">5 Mini)] </w:t>
+      </w:r>
+      <w:r>
+        <w:rPr>
+          <w:rFonts w:ascii="Arial" w:eastAsia="Arial" w:hAnsi="Arial" w:cs="Arial"/>
+          <w:b/>
+          <w:color w:val="000000"/>
+          <w:sz w:val="18"/>
+          <w:highlight w:val="lightGray"/>
+        </w:rPr>
+        <w:t>on</w:t>
+      </w:r>
+      <w:r>
+        <w:rPr>
+          <w:rFonts w:ascii="Arial" w:eastAsia="Arial" w:hAnsi="Arial"/>
+          <w:sz w:val="18"/>
+          <w:highlight w:val="lightGray"/>
+        </w:rPr>
+        <w:t xml:space="preserve"> [8/13/2025]</w:t>
       </w:r>
     </w:p>
     <w:p>
@@ -133,8 +159,8 @@
     </w:p>
     <w:p>
       <w:r>
-        <w:pict w14:anchorId="3768E6B2">
-          <v:rect id="_x0000_i1109" style="width:0;height:1.5pt" o:hralign="center" o:hrstd="t" o:hr="t" fillcolor="#a0a0a0" stroked="f"/>
+        <w:pict w14:anchorId="3FBEE31A">
+          <v:rect id="_x0000_i1025" style="width:0;height:1.5pt" o:hralign="center" o:hrstd="t" o:hr="t" fillcolor="#a0a0a0" stroked="f"/>
         </w:pict>
       </w:r>
     </w:p>
@@ -166,51 +192,77 @@
       </w:pPr>
       <w:r>
         <w:rPr>
-          <w:b/>
-          <w:shd w:val="clear" w:color="auto" w:fill="B7B7B7"/>
-        </w:rPr>
-        <w:t># Source</w:t>
-      </w:r>
-      <w:r>
-        <w:rPr>
-          <w:shd w:val="clear" w:color="auto" w:fill="B7B7B7"/>
-        </w:rPr>
-        <w:t xml:space="preserve">: </w:t>
-      </w:r>
-      <w:r>
-        <w:rPr>
-          <w:b/>
-          <w:shd w:val="clear" w:color="auto" w:fill="B7B7B7"/>
-        </w:rPr>
-        <w:t xml:space="preserve">Chatgpt </w:t>
-      </w:r>
-      <w:r>
-        <w:rPr>
-          <w:b/>
-          <w:sz w:val="14"/>
-          <w:szCs w:val="14"/>
-          <w:shd w:val="clear" w:color="auto" w:fill="B7B7B7"/>
-        </w:rPr>
-        <w:t>(GPT</w:t>
-      </w:r>
-      <w:r>
-        <w:rPr>
-          <w:rFonts w:ascii="Cambria Math" w:hAnsi="Cambria Math" w:cs="Cambria Math"/>
-          <w:b/>
-          <w:sz w:val="14"/>
-          <w:szCs w:val="14"/>
-          <w:shd w:val="clear" w:color="auto" w:fill="B7B7B7"/>
+          <w:rFonts w:ascii="Arial" w:eastAsia="Arial" w:hAnsi="Arial" w:cs="Arial"/>
+          <w:b/>
+          <w:color w:val="000000"/>
+          <w:sz w:val="18"/>
+          <w:highlight w:val="lightGray"/>
+        </w:rPr>
+        <w:t># Source: AI Source: Provided by: [Data Path</w:t>
+      </w:r>
+      <w:r>
+        <w:rPr>
+          <w:rFonts w:ascii="Arial" w:eastAsia="Arial" w:hAnsi="Arial" w:cs="Arial"/>
+          <w:color w:val="000000"/>
+          <w:sz w:val="18"/>
+          <w:highlight w:val="lightGray"/>
+        </w:rPr>
+        <w:t xml:space="preserve">: Persons Table -&gt; ID Column: 1, Name_En Column: Motasem Essam] -&gt; </w:t>
+      </w:r>
+      <w:r>
+        <w:rPr>
+          <w:rFonts w:ascii="Arial" w:eastAsia="Arial" w:hAnsi="Arial" w:cs="Arial"/>
+          <w:b/>
+          <w:color w:val="000000"/>
+          <w:sz w:val="18"/>
+          <w:highlight w:val="lightGray"/>
+        </w:rPr>
+        <w:t>From:</w:t>
+      </w:r>
+      <w:r>
+        <w:rPr>
+          <w:rFonts w:ascii="Arial" w:eastAsia="Arial" w:hAnsi="Arial" w:cs="Arial"/>
+          <w:color w:val="000000"/>
+          <w:sz w:val="18"/>
+          <w:highlight w:val="lightGray"/>
+        </w:rPr>
+        <w:t xml:space="preserve"> [Chatgpt (GPT</w:t>
+      </w:r>
+      <w:r>
+        <w:rPr>
+          <w:rFonts w:ascii="Arial" w:eastAsia="Arial" w:hAnsi="Arial" w:cs="Cambria Math"/>
+          <w:color w:val="000000"/>
+          <w:sz w:val="18"/>
+          <w:highlight w:val="lightGray"/>
         </w:rPr>
         <w:t>‑</w:t>
       </w:r>
       <w:r>
         <w:rPr>
-          <w:b/>
-          <w:sz w:val="14"/>
-          <w:szCs w:val="14"/>
-          <w:shd w:val="clear" w:color="auto" w:fill="B7B7B7"/>
-        </w:rPr>
-        <w:t>5 Mini) at [8/13/2025]</w:t>
+          <w:rFonts w:ascii="Arial" w:eastAsia="Arial" w:hAnsi="Arial" w:cs="Arial"/>
+          <w:color w:val="000000"/>
+          <w:sz w:val="18"/>
+          <w:highlight w:val="lightGray"/>
+        </w:rPr>
+        <w:t xml:space="preserve">5 Mini)] </w:t>
+      </w:r>
+      <w:r>
+        <w:rPr>
+          <w:rFonts w:ascii="Arial" w:eastAsia="Arial" w:hAnsi="Arial" w:cs="Arial"/>
+          <w:b/>
+          <w:color w:val="000000"/>
+          <w:sz w:val="18"/>
+          <w:highlight w:val="lightGray"/>
+        </w:rPr>
+        <w:t>on</w:t>
+      </w:r>
+      <w:r>
+        <w:rPr>
+          <w:rFonts w:ascii="Arial" w:eastAsia="Arial" w:hAnsi="Arial"/>
+          <w:sz w:val="18"/>
+          <w:highlight w:val="lightGray"/>
+        </w:rPr>
+        <w:t xml:space="preserve"> [8/13/2025]</w:t>
       </w:r>
     </w:p>
     <w:p>
@@ -218,9 +270,8 @@
         <w:rPr>
           <w:noProof/>
         </w:rPr>
-        <w:lastRenderedPageBreak/>
         <w:drawing>
-          <wp:inline distT="114300" distB="114300" distL="114300" distR="114300" wp14:anchorId="2C60CBCB" wp14:editId="1876FB4C">
+          <wp:inline distT="114300" distB="114300" distL="114300" distR="114300" wp14:anchorId="07CCC73B" wp14:editId="5603E62B">
             <wp:extent cx="5943600" cy="4127500"/>
             <wp:effectExtent l="0" t="0" r="0" b="0"/>
             <wp:docPr id="2" name="image1.png"/>
@@ -667,14 +718,7 @@
               <w:rPr>
                 <w:rFonts w:ascii="Roboto Mono" w:eastAsia="Roboto Mono" w:hAnsi="Roboto Mono" w:cs="Roboto Mono"/>
               </w:rPr>
-              <w:t xml:space="preserve"> </w:t>
-            </w:r>
-            <w:r>
-              <w:rPr>
-                <w:rFonts w:ascii="Roboto Mono" w:eastAsia="Roboto Mono" w:hAnsi="Roboto Mono" w:cs="Roboto Mono"/>
-              </w:rPr>
-              <w:lastRenderedPageBreak/>
-              <w:t>(functional + non-functional).• Run regression tests after changes.</w:t>
+              <w:t xml:space="preserve"> (functional + non-functional).• Run regression tests after changes.</w:t>
             </w:r>
           </w:p>
         </w:tc>
@@ -710,7 +754,6 @@
                 <w:rFonts w:ascii="Roboto Mono" w:eastAsia="Roboto Mono" w:hAnsi="Roboto Mono" w:cs="Roboto Mono"/>
                 <w:b/>
               </w:rPr>
-              <w:lastRenderedPageBreak/>
               <w:t>5. Deployment</w:t>
             </w:r>
           </w:p>
@@ -867,8 +910,8 @@
     </w:tbl>
     <w:p>
       <w:r>
-        <w:pict w14:anchorId="4E66FA6D">
-          <v:rect id="_x0000_i1110" style="width:0;height:1.5pt" o:hralign="center" o:hrstd="t" o:hr="t" fillcolor="#a0a0a0" stroked="f"/>
+        <w:pict w14:anchorId="191B2282">
+          <v:rect id="_x0000_i1026" style="width:0;height:1.5pt" o:hralign="center" o:hrstd="t" o:hr="t" fillcolor="#a0a0a0" stroked="f"/>
         </w:pict>
       </w:r>
     </w:p>
@@ -900,51 +943,77 @@
       </w:pPr>
       <w:r>
         <w:rPr>
-          <w:b/>
-          <w:shd w:val="clear" w:color="auto" w:fill="B7B7B7"/>
-        </w:rPr>
-        <w:t># Source</w:t>
-      </w:r>
-      <w:r>
-        <w:rPr>
-          <w:shd w:val="clear" w:color="auto" w:fill="B7B7B7"/>
-        </w:rPr>
-        <w:t xml:space="preserve">: </w:t>
-      </w:r>
-      <w:r>
-        <w:rPr>
-          <w:b/>
-          <w:shd w:val="clear" w:color="auto" w:fill="B7B7B7"/>
-        </w:rPr>
-        <w:t xml:space="preserve">Chatgpt </w:t>
-      </w:r>
-      <w:r>
-        <w:rPr>
-          <w:b/>
-          <w:sz w:val="14"/>
-          <w:szCs w:val="14"/>
-          <w:shd w:val="clear" w:color="auto" w:fill="B7B7B7"/>
-        </w:rPr>
-        <w:t>(GPT</w:t>
-      </w:r>
-      <w:r>
-        <w:rPr>
-          <w:rFonts w:ascii="Cambria Math" w:hAnsi="Cambria Math" w:cs="Cambria Math"/>
-          <w:b/>
-          <w:sz w:val="14"/>
-          <w:szCs w:val="14"/>
-          <w:shd w:val="clear" w:color="auto" w:fill="B7B7B7"/>
+          <w:rFonts w:ascii="Arial" w:eastAsia="Arial" w:hAnsi="Arial" w:cs="Arial"/>
+          <w:b/>
+          <w:color w:val="000000"/>
+          <w:sz w:val="18"/>
+          <w:highlight w:val="lightGray"/>
+        </w:rPr>
+        <w:t># Source: AI Source: Provided by: [Data Path</w:t>
+      </w:r>
+      <w:r>
+        <w:rPr>
+          <w:rFonts w:ascii="Arial" w:eastAsia="Arial" w:hAnsi="Arial" w:cs="Arial"/>
+          <w:color w:val="000000"/>
+          <w:sz w:val="18"/>
+          <w:highlight w:val="lightGray"/>
+        </w:rPr>
+        <w:t xml:space="preserve">: Persons Table -&gt; ID Column: 1, Name_En Column: Motasem Essam] -&gt; </w:t>
+      </w:r>
+      <w:r>
+        <w:rPr>
+          <w:rFonts w:ascii="Arial" w:eastAsia="Arial" w:hAnsi="Arial" w:cs="Arial"/>
+          <w:b/>
+          <w:color w:val="000000"/>
+          <w:sz w:val="18"/>
+          <w:highlight w:val="lightGray"/>
+        </w:rPr>
+        <w:t>From:</w:t>
+      </w:r>
+      <w:r>
+        <w:rPr>
+          <w:rFonts w:ascii="Arial" w:eastAsia="Arial" w:hAnsi="Arial" w:cs="Arial"/>
+          <w:color w:val="000000"/>
+          <w:sz w:val="18"/>
+          <w:highlight w:val="lightGray"/>
+        </w:rPr>
+        <w:t xml:space="preserve"> [Chatgpt (GPT</w:t>
+      </w:r>
+      <w:r>
+        <w:rPr>
+          <w:rFonts w:ascii="Arial" w:eastAsia="Arial" w:hAnsi="Arial" w:cs="Cambria Math"/>
+          <w:color w:val="000000"/>
+          <w:sz w:val="18"/>
+          <w:highlight w:val="lightGray"/>
         </w:rPr>
         <w:t>‑</w:t>
       </w:r>
       <w:r>
         <w:rPr>
-          <w:b/>
-          <w:sz w:val="14"/>
-          <w:szCs w:val="14"/>
-          <w:shd w:val="clear" w:color="auto" w:fill="B7B7B7"/>
-        </w:rPr>
-        <w:t>5 Mini) at [8/13/2025]</w:t>
+          <w:rFonts w:ascii="Arial" w:eastAsia="Arial" w:hAnsi="Arial" w:cs="Arial"/>
+          <w:color w:val="000000"/>
+          <w:sz w:val="18"/>
+          <w:highlight w:val="lightGray"/>
+        </w:rPr>
+        <w:t xml:space="preserve">5 Mini)] </w:t>
+      </w:r>
+      <w:r>
+        <w:rPr>
+          <w:rFonts w:ascii="Arial" w:eastAsia="Arial" w:hAnsi="Arial" w:cs="Arial"/>
+          <w:b/>
+          <w:color w:val="000000"/>
+          <w:sz w:val="18"/>
+          <w:highlight w:val="lightGray"/>
+        </w:rPr>
+        <w:t>on</w:t>
+      </w:r>
+      <w:r>
+        <w:rPr>
+          <w:rFonts w:ascii="Arial" w:eastAsia="Arial" w:hAnsi="Arial"/>
+          <w:sz w:val="18"/>
+          <w:highlight w:val="lightGray"/>
+        </w:rPr>
+        <w:t xml:space="preserve"> [8/13/2025]</w:t>
       </w:r>
     </w:p>
     <w:p>
@@ -953,7 +1022,7 @@
           <w:ilvl w:val="0"/>
           <w:numId w:val="3"/>
         </w:numPr>
-        <w:spacing w:before="240"/>
+        <w:spacing w:before="240" w:after="0" w:line="276" w:lineRule="auto"/>
       </w:pPr>
       <w:r>
         <w:rPr>
@@ -981,6 +1050,7 @@
           <w:ilvl w:val="0"/>
           <w:numId w:val="3"/>
         </w:numPr>
+        <w:spacing w:after="0" w:line="276" w:lineRule="auto"/>
       </w:pPr>
       <w:r>
         <w:rPr>
@@ -1008,6 +1078,7 @@
           <w:ilvl w:val="0"/>
           <w:numId w:val="3"/>
         </w:numPr>
+        <w:spacing w:after="0" w:line="276" w:lineRule="auto"/>
       </w:pPr>
       <w:r>
         <w:rPr>
@@ -1035,7 +1106,7 @@
           <w:ilvl w:val="0"/>
           <w:numId w:val="3"/>
         </w:numPr>
-        <w:spacing w:after="240"/>
+        <w:spacing w:after="240" w:line="276" w:lineRule="auto"/>
       </w:pPr>
       <w:r>
         <w:rPr>
@@ -1053,8 +1124,8 @@
     </w:p>
     <w:p>
       <w:r>
-        <w:pict w14:anchorId="5FA2178A">
-          <v:rect id="_x0000_i1111" style="width:0;height:1.5pt" o:hralign="center" o:hrstd="t" o:hr="t" fillcolor="#a0a0a0" stroked="f"/>
+        <w:pict w14:anchorId="41078255">
+          <v:rect id="_x0000_i1027" style="width:0;height:1.5pt" o:hralign="center" o:hrstd="t" o:hr="t" fillcolor="#a0a0a0" stroked="f"/>
         </w:pict>
       </w:r>
     </w:p>
@@ -1074,51 +1145,77 @@
       </w:pPr>
       <w:r>
         <w:rPr>
-          <w:b/>
-          <w:shd w:val="clear" w:color="auto" w:fill="B7B7B7"/>
-        </w:rPr>
-        <w:t># Source</w:t>
-      </w:r>
-      <w:r>
-        <w:rPr>
-          <w:shd w:val="clear" w:color="auto" w:fill="B7B7B7"/>
-        </w:rPr>
-        <w:t xml:space="preserve">: </w:t>
-      </w:r>
-      <w:r>
-        <w:rPr>
-          <w:b/>
-          <w:shd w:val="clear" w:color="auto" w:fill="B7B7B7"/>
-        </w:rPr>
-        <w:t xml:space="preserve">Chatgpt </w:t>
-      </w:r>
-      <w:r>
-        <w:rPr>
-          <w:b/>
-          <w:sz w:val="14"/>
-          <w:szCs w:val="14"/>
-          <w:shd w:val="clear" w:color="auto" w:fill="B7B7B7"/>
-        </w:rPr>
-        <w:t>(GPT</w:t>
-      </w:r>
-      <w:r>
-        <w:rPr>
-          <w:rFonts w:ascii="Cambria Math" w:hAnsi="Cambria Math" w:cs="Cambria Math"/>
-          <w:b/>
-          <w:sz w:val="14"/>
-          <w:szCs w:val="14"/>
-          <w:shd w:val="clear" w:color="auto" w:fill="B7B7B7"/>
+          <w:rFonts w:ascii="Arial" w:eastAsia="Arial" w:hAnsi="Arial" w:cs="Arial"/>
+          <w:b/>
+          <w:color w:val="000000"/>
+          <w:sz w:val="18"/>
+          <w:highlight w:val="lightGray"/>
+        </w:rPr>
+        <w:t># Source: AI Source: Provided by: [Data Path</w:t>
+      </w:r>
+      <w:r>
+        <w:rPr>
+          <w:rFonts w:ascii="Arial" w:eastAsia="Arial" w:hAnsi="Arial" w:cs="Arial"/>
+          <w:color w:val="000000"/>
+          <w:sz w:val="18"/>
+          <w:highlight w:val="lightGray"/>
+        </w:rPr>
+        <w:t xml:space="preserve">: Persons Table -&gt; ID Column: 1, Name_En Column: Motasem Essam] -&gt; </w:t>
+      </w:r>
+      <w:r>
+        <w:rPr>
+          <w:rFonts w:ascii="Arial" w:eastAsia="Arial" w:hAnsi="Arial" w:cs="Arial"/>
+          <w:b/>
+          <w:color w:val="000000"/>
+          <w:sz w:val="18"/>
+          <w:highlight w:val="lightGray"/>
+        </w:rPr>
+        <w:t>From:</w:t>
+      </w:r>
+      <w:r>
+        <w:rPr>
+          <w:rFonts w:ascii="Arial" w:eastAsia="Arial" w:hAnsi="Arial" w:cs="Arial"/>
+          <w:color w:val="000000"/>
+          <w:sz w:val="18"/>
+          <w:highlight w:val="lightGray"/>
+        </w:rPr>
+        <w:t xml:space="preserve"> [Chatgpt (GPT</w:t>
+      </w:r>
+      <w:r>
+        <w:rPr>
+          <w:rFonts w:ascii="Arial" w:eastAsia="Arial" w:hAnsi="Arial" w:cs="Cambria Math"/>
+          <w:color w:val="000000"/>
+          <w:sz w:val="18"/>
+          <w:highlight w:val="lightGray"/>
         </w:rPr>
         <w:t>‑</w:t>
       </w:r>
       <w:r>
         <w:rPr>
-          <w:b/>
-          <w:sz w:val="14"/>
-          <w:szCs w:val="14"/>
-          <w:shd w:val="clear" w:color="auto" w:fill="B7B7B7"/>
-        </w:rPr>
-        <w:t>5 Mini) at [8/13/2025]</w:t>
+          <w:rFonts w:ascii="Arial" w:eastAsia="Arial" w:hAnsi="Arial" w:cs="Arial"/>
+          <w:color w:val="000000"/>
+          <w:sz w:val="18"/>
+          <w:highlight w:val="lightGray"/>
+        </w:rPr>
+        <w:t xml:space="preserve">5 Mini)] </w:t>
+      </w:r>
+      <w:r>
+        <w:rPr>
+          <w:rFonts w:ascii="Arial" w:eastAsia="Arial" w:hAnsi="Arial" w:cs="Arial"/>
+          <w:b/>
+          <w:color w:val="000000"/>
+          <w:sz w:val="18"/>
+          <w:highlight w:val="lightGray"/>
+        </w:rPr>
+        <w:t>on</w:t>
+      </w:r>
+      <w:r>
+        <w:rPr>
+          <w:rFonts w:ascii="Arial" w:eastAsia="Arial" w:hAnsi="Arial"/>
+          <w:sz w:val="18"/>
+          <w:highlight w:val="lightGray"/>
+        </w:rPr>
+        <w:t xml:space="preserve"> [8/13/2025]</w:t>
       </w:r>
     </w:p>
     <w:p>
@@ -1160,9 +1257,8 @@
           <w:rFonts w:ascii="Roboto Mono" w:eastAsia="Roboto Mono" w:hAnsi="Roboto Mono" w:cs="Roboto Mono"/>
           <w:noProof/>
         </w:rPr>
-        <w:lastRenderedPageBreak/>
         <w:drawing>
-          <wp:inline distT="114300" distB="114300" distL="114300" distR="114300" wp14:anchorId="27935034" wp14:editId="59789A34">
+          <wp:inline distT="114300" distB="114300" distL="114300" distR="114300" wp14:anchorId="6EA1E140" wp14:editId="534B4817">
             <wp:extent cx="5943600" cy="1130300"/>
             <wp:effectExtent l="0" t="0" r="0" b="0"/>
             <wp:docPr id="3" name="image2.png"/>
@@ -1240,8 +1336,8 @@
     <w:p/>
     <w:p>
       <w:r>
-        <w:pict w14:anchorId="686DF135">
-          <v:rect id="_x0000_i1112" style="width:0;height:1.5pt" o:hralign="center" o:hrstd="t" o:hr="t" fillcolor="#a0a0a0" stroked="f"/>
+        <w:pict w14:anchorId="581FDE0E">
+          <v:rect id="_x0000_i1028" style="width:0;height:1.5pt" o:hralign="center" o:hrstd="t" o:hr="t" fillcolor="#a0a0a0" stroked="f"/>
         </w:pict>
       </w:r>
     </w:p>
@@ -1262,51 +1358,77 @@
       </w:pPr>
       <w:r>
         <w:rPr>
-          <w:b/>
-          <w:shd w:val="clear" w:color="auto" w:fill="B7B7B7"/>
-        </w:rPr>
-        <w:t># Source</w:t>
-      </w:r>
-      <w:r>
-        <w:rPr>
-          <w:shd w:val="clear" w:color="auto" w:fill="B7B7B7"/>
-        </w:rPr>
-        <w:t xml:space="preserve">: </w:t>
-      </w:r>
-      <w:r>
-        <w:rPr>
-          <w:b/>
-          <w:shd w:val="clear" w:color="auto" w:fill="B7B7B7"/>
-        </w:rPr>
-        <w:t xml:space="preserve">Chatgpt </w:t>
-      </w:r>
-      <w:r>
-        <w:rPr>
-          <w:b/>
-          <w:sz w:val="14"/>
-          <w:szCs w:val="14"/>
-          <w:shd w:val="clear" w:color="auto" w:fill="B7B7B7"/>
-        </w:rPr>
-        <w:t>(GPT</w:t>
-      </w:r>
-      <w:r>
-        <w:rPr>
-          <w:rFonts w:ascii="Cambria Math" w:hAnsi="Cambria Math" w:cs="Cambria Math"/>
-          <w:b/>
-          <w:sz w:val="14"/>
-          <w:szCs w:val="14"/>
-          <w:shd w:val="clear" w:color="auto" w:fill="B7B7B7"/>
+          <w:rFonts w:ascii="Arial" w:eastAsia="Arial" w:hAnsi="Arial" w:cs="Arial"/>
+          <w:b/>
+          <w:color w:val="000000"/>
+          <w:sz w:val="18"/>
+          <w:highlight w:val="lightGray"/>
+        </w:rPr>
+        <w:t># Source: AI Source: Provided by: [Data Path</w:t>
+      </w:r>
+      <w:r>
+        <w:rPr>
+          <w:rFonts w:ascii="Arial" w:eastAsia="Arial" w:hAnsi="Arial" w:cs="Arial"/>
+          <w:color w:val="000000"/>
+          <w:sz w:val="18"/>
+          <w:highlight w:val="lightGray"/>
+        </w:rPr>
+        <w:t xml:space="preserve">: Persons Table -&gt; ID Column: 1, Name_En Column: Motasem Essam] -&gt; </w:t>
+      </w:r>
+      <w:r>
+        <w:rPr>
+          <w:rFonts w:ascii="Arial" w:eastAsia="Arial" w:hAnsi="Arial" w:cs="Arial"/>
+          <w:b/>
+          <w:color w:val="000000"/>
+          <w:sz w:val="18"/>
+          <w:highlight w:val="lightGray"/>
+        </w:rPr>
+        <w:t>From:</w:t>
+      </w:r>
+      <w:r>
+        <w:rPr>
+          <w:rFonts w:ascii="Arial" w:eastAsia="Arial" w:hAnsi="Arial" w:cs="Arial"/>
+          <w:color w:val="000000"/>
+          <w:sz w:val="18"/>
+          <w:highlight w:val="lightGray"/>
+        </w:rPr>
+        <w:t xml:space="preserve"> [Chatgpt (GPT</w:t>
+      </w:r>
+      <w:r>
+        <w:rPr>
+          <w:rFonts w:ascii="Arial" w:eastAsia="Arial" w:hAnsi="Arial" w:cs="Cambria Math"/>
+          <w:color w:val="000000"/>
+          <w:sz w:val="18"/>
+          <w:highlight w:val="lightGray"/>
         </w:rPr>
         <w:t>‑</w:t>
       </w:r>
       <w:r>
         <w:rPr>
-          <w:b/>
-          <w:sz w:val="14"/>
-          <w:szCs w:val="14"/>
-          <w:shd w:val="clear" w:color="auto" w:fill="B7B7B7"/>
-        </w:rPr>
-        <w:t>5 Mini) at [8/13/2025]</w:t>
+          <w:rFonts w:ascii="Arial" w:eastAsia="Arial" w:hAnsi="Arial" w:cs="Arial"/>
+          <w:color w:val="000000"/>
+          <w:sz w:val="18"/>
+          <w:highlight w:val="lightGray"/>
+        </w:rPr>
+        <w:t xml:space="preserve">5 Mini)] </w:t>
+      </w:r>
+      <w:r>
+        <w:rPr>
+          <w:rFonts w:ascii="Arial" w:eastAsia="Arial" w:hAnsi="Arial" w:cs="Arial"/>
+          <w:b/>
+          <w:color w:val="000000"/>
+          <w:sz w:val="18"/>
+          <w:highlight w:val="lightGray"/>
+        </w:rPr>
+        <w:t>on</w:t>
+      </w:r>
+      <w:r>
+        <w:rPr>
+          <w:rFonts w:ascii="Arial" w:eastAsia="Arial" w:hAnsi="Arial"/>
+          <w:sz w:val="18"/>
+          <w:highlight w:val="lightGray"/>
+        </w:rPr>
+        <w:t xml:space="preserve"> [8/13/2025]</w:t>
       </w:r>
     </w:p>
     <w:p>
@@ -1338,8 +1460,8 @@
     </w:p>
     <w:p>
       <w:r>
-        <w:pict w14:anchorId="5CCB638E">
-          <v:rect id="_x0000_i1113" style="width:0;height:1.5pt" o:hralign="center" o:hrstd="t" o:hr="t" fillcolor="#a0a0a0" stroked="f"/>
+        <w:pict w14:anchorId="59969D7F">
+          <v:rect id="_x0000_i1029" style="width:0;height:1.5pt" o:hralign="center" o:hrstd="t" o:hr="t" fillcolor="#a0a0a0" stroked="f"/>
         </w:pict>
       </w:r>
     </w:p>
@@ -1361,51 +1483,77 @@
       </w:pPr>
       <w:r>
         <w:rPr>
-          <w:b/>
-          <w:shd w:val="clear" w:color="auto" w:fill="B7B7B7"/>
-        </w:rPr>
-        <w:t># Source</w:t>
-      </w:r>
-      <w:r>
-        <w:rPr>
-          <w:shd w:val="clear" w:color="auto" w:fill="B7B7B7"/>
-        </w:rPr>
-        <w:t xml:space="preserve">: </w:t>
-      </w:r>
-      <w:r>
-        <w:rPr>
-          <w:b/>
-          <w:shd w:val="clear" w:color="auto" w:fill="B7B7B7"/>
-        </w:rPr>
-        <w:t xml:space="preserve">Chatgpt </w:t>
-      </w:r>
-      <w:r>
-        <w:rPr>
-          <w:b/>
-          <w:sz w:val="14"/>
-          <w:szCs w:val="14"/>
-          <w:shd w:val="clear" w:color="auto" w:fill="B7B7B7"/>
-        </w:rPr>
-        <w:t>(GPT</w:t>
-      </w:r>
-      <w:r>
-        <w:rPr>
-          <w:rFonts w:ascii="Cambria Math" w:hAnsi="Cambria Math" w:cs="Cambria Math"/>
-          <w:b/>
-          <w:sz w:val="14"/>
-          <w:szCs w:val="14"/>
-          <w:shd w:val="clear" w:color="auto" w:fill="B7B7B7"/>
+          <w:rFonts w:ascii="Arial" w:eastAsia="Arial" w:hAnsi="Arial" w:cs="Arial"/>
+          <w:b/>
+          <w:color w:val="000000"/>
+          <w:sz w:val="18"/>
+          <w:highlight w:val="lightGray"/>
+        </w:rPr>
+        <w:t># Source: AI Source: Provided by: [Data Path</w:t>
+      </w:r>
+      <w:r>
+        <w:rPr>
+          <w:rFonts w:ascii="Arial" w:eastAsia="Arial" w:hAnsi="Arial" w:cs="Arial"/>
+          <w:color w:val="000000"/>
+          <w:sz w:val="18"/>
+          <w:highlight w:val="lightGray"/>
+        </w:rPr>
+        <w:t xml:space="preserve">: Persons Table -&gt; ID Column: 1, Name_En Column: Motasem Essam] -&gt; </w:t>
+      </w:r>
+      <w:r>
+        <w:rPr>
+          <w:rFonts w:ascii="Arial" w:eastAsia="Arial" w:hAnsi="Arial" w:cs="Arial"/>
+          <w:b/>
+          <w:color w:val="000000"/>
+          <w:sz w:val="18"/>
+          <w:highlight w:val="lightGray"/>
+        </w:rPr>
+        <w:t>From:</w:t>
+      </w:r>
+      <w:r>
+        <w:rPr>
+          <w:rFonts w:ascii="Arial" w:eastAsia="Arial" w:hAnsi="Arial" w:cs="Arial"/>
+          <w:color w:val="000000"/>
+          <w:sz w:val="18"/>
+          <w:highlight w:val="lightGray"/>
+        </w:rPr>
+        <w:t xml:space="preserve"> [Chatgpt (GPT</w:t>
+      </w:r>
+      <w:r>
+        <w:rPr>
+          <w:rFonts w:ascii="Arial" w:eastAsia="Arial" w:hAnsi="Arial" w:cs="Cambria Math"/>
+          <w:color w:val="000000"/>
+          <w:sz w:val="18"/>
+          <w:highlight w:val="lightGray"/>
         </w:rPr>
         <w:t>‑</w:t>
       </w:r>
       <w:r>
         <w:rPr>
-          <w:b/>
-          <w:sz w:val="14"/>
-          <w:szCs w:val="14"/>
-          <w:shd w:val="clear" w:color="auto" w:fill="B7B7B7"/>
-        </w:rPr>
-        <w:t>5 Mini) at [8/13/2025]</w:t>
+          <w:rFonts w:ascii="Arial" w:eastAsia="Arial" w:hAnsi="Arial" w:cs="Arial"/>
+          <w:color w:val="000000"/>
+          <w:sz w:val="18"/>
+          <w:highlight w:val="lightGray"/>
+        </w:rPr>
+        <w:t xml:space="preserve">5 Mini)] </w:t>
+      </w:r>
+      <w:r>
+        <w:rPr>
+          <w:rFonts w:ascii="Arial" w:eastAsia="Arial" w:hAnsi="Arial" w:cs="Arial"/>
+          <w:b/>
+          <w:color w:val="000000"/>
+          <w:sz w:val="18"/>
+          <w:highlight w:val="lightGray"/>
+        </w:rPr>
+        <w:t>on</w:t>
+      </w:r>
+      <w:r>
+        <w:rPr>
+          <w:rFonts w:ascii="Arial" w:eastAsia="Arial" w:hAnsi="Arial"/>
+          <w:sz w:val="18"/>
+          <w:highlight w:val="lightGray"/>
+        </w:rPr>
+        <w:t xml:space="preserve"> [8/13/2025]</w:t>
       </w:r>
     </w:p>
     <w:p>
@@ -1414,7 +1562,7 @@
           <w:ilvl w:val="0"/>
           <w:numId w:val="8"/>
         </w:numPr>
-        <w:spacing w:before="240"/>
+        <w:spacing w:before="240" w:after="0" w:line="276" w:lineRule="auto"/>
       </w:pPr>
       <w:r>
         <w:rPr>
@@ -1455,6 +1603,7 @@
           <w:ilvl w:val="0"/>
           <w:numId w:val="8"/>
         </w:numPr>
+        <w:spacing w:after="0" w:line="276" w:lineRule="auto"/>
         <w:rPr>
           <w:rFonts w:ascii="Roboto Mono" w:eastAsia="Roboto Mono" w:hAnsi="Roboto Mono" w:cs="Roboto Mono"/>
         </w:rPr>
@@ -1480,6 +1629,7 @@
           <w:ilvl w:val="1"/>
           <w:numId w:val="8"/>
         </w:numPr>
+        <w:spacing w:after="0" w:line="276" w:lineRule="auto"/>
         <w:rPr>
           <w:rFonts w:ascii="Roboto Mono" w:eastAsia="Roboto Mono" w:hAnsi="Roboto Mono" w:cs="Roboto Mono"/>
         </w:rPr>
@@ -1503,6 +1653,7 @@
           <w:ilvl w:val="1"/>
           <w:numId w:val="8"/>
         </w:numPr>
+        <w:spacing w:after="0" w:line="276" w:lineRule="auto"/>
         <w:rPr>
           <w:rFonts w:ascii="Roboto Mono" w:eastAsia="Roboto Mono" w:hAnsi="Roboto Mono" w:cs="Roboto Mono"/>
         </w:rPr>
@@ -1526,6 +1677,7 @@
           <w:ilvl w:val="0"/>
           <w:numId w:val="8"/>
         </w:numPr>
+        <w:spacing w:after="0" w:line="276" w:lineRule="auto"/>
       </w:pPr>
       <w:r>
         <w:rPr>
@@ -1553,6 +1705,7 @@
           <w:ilvl w:val="0"/>
           <w:numId w:val="8"/>
         </w:numPr>
+        <w:spacing w:after="0" w:line="276" w:lineRule="auto"/>
       </w:pPr>
       <w:r>
         <w:rPr>
@@ -1580,7 +1733,7 @@
           <w:ilvl w:val="0"/>
           <w:numId w:val="8"/>
         </w:numPr>
-        <w:spacing w:after="240"/>
+        <w:spacing w:after="240" w:line="276" w:lineRule="auto"/>
       </w:pPr>
       <w:r>
         <w:rPr>
@@ -1601,9 +1754,8 @@
     </w:p>
     <w:p>
       <w:r>
-        <w:lastRenderedPageBreak/>
-        <w:pict w14:anchorId="01B72E9C">
-          <v:rect id="_x0000_i1114" style="width:0;height:1.5pt" o:hralign="center" o:hrstd="t" o:hr="t" fillcolor="#a0a0a0" stroked="f"/>
+        <w:pict w14:anchorId="0224E5E2">
+          <v:rect id="_x0000_i1030" style="width:0;height:1.5pt" o:hralign="center" o:hrstd="t" o:hr="t" fillcolor="#a0a0a0" stroked="f"/>
         </w:pict>
       </w:r>
     </w:p>
@@ -1625,51 +1777,77 @@
       </w:pPr>
       <w:r>
         <w:rPr>
-          <w:b/>
-          <w:shd w:val="clear" w:color="auto" w:fill="B7B7B7"/>
-        </w:rPr>
-        <w:t># Source</w:t>
-      </w:r>
-      <w:r>
-        <w:rPr>
-          <w:shd w:val="clear" w:color="auto" w:fill="B7B7B7"/>
-        </w:rPr>
-        <w:t xml:space="preserve">: </w:t>
-      </w:r>
-      <w:r>
-        <w:rPr>
-          <w:b/>
-          <w:shd w:val="clear" w:color="auto" w:fill="B7B7B7"/>
-        </w:rPr>
-        <w:t xml:space="preserve">Chatgpt </w:t>
-      </w:r>
-      <w:r>
-        <w:rPr>
-          <w:b/>
-          <w:sz w:val="14"/>
-          <w:szCs w:val="14"/>
-          <w:shd w:val="clear" w:color="auto" w:fill="B7B7B7"/>
-        </w:rPr>
-        <w:t>(GPT</w:t>
-      </w:r>
-      <w:r>
-        <w:rPr>
-          <w:rFonts w:ascii="Cambria Math" w:hAnsi="Cambria Math" w:cs="Cambria Math"/>
-          <w:b/>
-          <w:sz w:val="14"/>
-          <w:szCs w:val="14"/>
-          <w:shd w:val="clear" w:color="auto" w:fill="B7B7B7"/>
+          <w:rFonts w:ascii="Arial" w:eastAsia="Arial" w:hAnsi="Arial" w:cs="Arial"/>
+          <w:b/>
+          <w:color w:val="000000"/>
+          <w:sz w:val="18"/>
+          <w:highlight w:val="lightGray"/>
+        </w:rPr>
+        <w:t># Source: AI Source: Provided by: [Data Path</w:t>
+      </w:r>
+      <w:r>
+        <w:rPr>
+          <w:rFonts w:ascii="Arial" w:eastAsia="Arial" w:hAnsi="Arial" w:cs="Arial"/>
+          <w:color w:val="000000"/>
+          <w:sz w:val="18"/>
+          <w:highlight w:val="lightGray"/>
+        </w:rPr>
+        <w:t xml:space="preserve">: Persons Table -&gt; ID Column: 1, Name_En Column: Motasem Essam] -&gt; </w:t>
+      </w:r>
+      <w:r>
+        <w:rPr>
+          <w:rFonts w:ascii="Arial" w:eastAsia="Arial" w:hAnsi="Arial" w:cs="Arial"/>
+          <w:b/>
+          <w:color w:val="000000"/>
+          <w:sz w:val="18"/>
+          <w:highlight w:val="lightGray"/>
+        </w:rPr>
+        <w:t>From:</w:t>
+      </w:r>
+      <w:r>
+        <w:rPr>
+          <w:rFonts w:ascii="Arial" w:eastAsia="Arial" w:hAnsi="Arial" w:cs="Arial"/>
+          <w:color w:val="000000"/>
+          <w:sz w:val="18"/>
+          <w:highlight w:val="lightGray"/>
+        </w:rPr>
+        <w:t xml:space="preserve"> [Chatgpt (GPT</w:t>
+      </w:r>
+      <w:r>
+        <w:rPr>
+          <w:rFonts w:ascii="Arial" w:eastAsia="Arial" w:hAnsi="Arial" w:cs="Cambria Math"/>
+          <w:color w:val="000000"/>
+          <w:sz w:val="18"/>
+          <w:highlight w:val="lightGray"/>
         </w:rPr>
         <w:t>‑</w:t>
       </w:r>
       <w:r>
         <w:rPr>
-          <w:b/>
-          <w:sz w:val="14"/>
-          <w:szCs w:val="14"/>
-          <w:shd w:val="clear" w:color="auto" w:fill="B7B7B7"/>
-        </w:rPr>
-        <w:t>5 Mini) at [8/13/2025]</w:t>
+          <w:rFonts w:ascii="Arial" w:eastAsia="Arial" w:hAnsi="Arial" w:cs="Arial"/>
+          <w:color w:val="000000"/>
+          <w:sz w:val="18"/>
+          <w:highlight w:val="lightGray"/>
+        </w:rPr>
+        <w:t xml:space="preserve">5 Mini)] </w:t>
+      </w:r>
+      <w:r>
+        <w:rPr>
+          <w:rFonts w:ascii="Arial" w:eastAsia="Arial" w:hAnsi="Arial" w:cs="Arial"/>
+          <w:b/>
+          <w:color w:val="000000"/>
+          <w:sz w:val="18"/>
+          <w:highlight w:val="lightGray"/>
+        </w:rPr>
+        <w:t>on</w:t>
+      </w:r>
+      <w:r>
+        <w:rPr>
+          <w:rFonts w:ascii="Arial" w:eastAsia="Arial" w:hAnsi="Arial"/>
+          <w:sz w:val="18"/>
+          <w:highlight w:val="lightGray"/>
+        </w:rPr>
+        <w:t xml:space="preserve"> [8/13/2025]</w:t>
       </w:r>
     </w:p>
     <w:p>
@@ -1678,7 +1856,7 @@
           <w:ilvl w:val="0"/>
           <w:numId w:val="7"/>
         </w:numPr>
-        <w:spacing w:before="240"/>
+        <w:spacing w:before="240" w:after="0" w:line="276" w:lineRule="auto"/>
       </w:pPr>
       <w:r>
         <w:rPr>
@@ -1719,6 +1897,7 @@
           <w:ilvl w:val="0"/>
           <w:numId w:val="7"/>
         </w:numPr>
+        <w:spacing w:after="0" w:line="276" w:lineRule="auto"/>
         <w:rPr>
           <w:rFonts w:ascii="Roboto Mono" w:eastAsia="Roboto Mono" w:hAnsi="Roboto Mono" w:cs="Roboto Mono"/>
         </w:rPr>
@@ -1744,6 +1923,7 @@
           <w:ilvl w:val="1"/>
           <w:numId w:val="7"/>
         </w:numPr>
+        <w:spacing w:after="0" w:line="276" w:lineRule="auto"/>
         <w:rPr>
           <w:rFonts w:ascii="Roboto Mono" w:eastAsia="Roboto Mono" w:hAnsi="Roboto Mono" w:cs="Roboto Mono"/>
         </w:rPr>
@@ -1767,6 +1947,7 @@
           <w:ilvl w:val="1"/>
           <w:numId w:val="7"/>
         </w:numPr>
+        <w:spacing w:after="0" w:line="276" w:lineRule="auto"/>
         <w:rPr>
           <w:rFonts w:ascii="Roboto Mono" w:eastAsia="Roboto Mono" w:hAnsi="Roboto Mono" w:cs="Roboto Mono"/>
         </w:rPr>
@@ -1790,6 +1971,7 @@
           <w:ilvl w:val="0"/>
           <w:numId w:val="7"/>
         </w:numPr>
+        <w:spacing w:after="0" w:line="276" w:lineRule="auto"/>
       </w:pPr>
       <w:r>
         <w:rPr>
@@ -1817,6 +1999,7 @@
           <w:ilvl w:val="0"/>
           <w:numId w:val="7"/>
         </w:numPr>
+        <w:spacing w:after="0" w:line="276" w:lineRule="auto"/>
       </w:pPr>
       <w:r>
         <w:rPr>
@@ -1844,7 +2027,7 @@
           <w:ilvl w:val="0"/>
           <w:numId w:val="7"/>
         </w:numPr>
-        <w:spacing w:after="240"/>
+        <w:spacing w:after="240" w:line="276" w:lineRule="auto"/>
       </w:pPr>
       <w:r>
         <w:rPr>
@@ -1868,8 +2051,8 @@
     </w:p>
     <w:p>
       <w:r>
-        <w:pict w14:anchorId="6B83B8FD">
-          <v:rect id="_x0000_i1115" style="width:0;height:1.5pt" o:hralign="center" o:hrstd="t" o:hr="t" fillcolor="#a0a0a0" stroked="f"/>
+        <w:pict w14:anchorId="5C93D349">
+          <v:rect id="_x0000_i1031" style="width:0;height:1.5pt" o:hralign="center" o:hrstd="t" o:hr="t" fillcolor="#a0a0a0" stroked="f"/>
         </w:pict>
       </w:r>
     </w:p>
@@ -1891,51 +2074,77 @@
       </w:pPr>
       <w:r>
         <w:rPr>
-          <w:b/>
-          <w:shd w:val="clear" w:color="auto" w:fill="B7B7B7"/>
-        </w:rPr>
-        <w:t># Source</w:t>
-      </w:r>
-      <w:r>
-        <w:rPr>
-          <w:shd w:val="clear" w:color="auto" w:fill="B7B7B7"/>
-        </w:rPr>
-        <w:t xml:space="preserve">: </w:t>
-      </w:r>
-      <w:r>
-        <w:rPr>
-          <w:b/>
-          <w:shd w:val="clear" w:color="auto" w:fill="B7B7B7"/>
-        </w:rPr>
-        <w:t xml:space="preserve">Chatgpt </w:t>
-      </w:r>
-      <w:r>
-        <w:rPr>
-          <w:b/>
-          <w:sz w:val="14"/>
-          <w:szCs w:val="14"/>
-          <w:shd w:val="clear" w:color="auto" w:fill="B7B7B7"/>
-        </w:rPr>
-        <w:t>(GPT</w:t>
-      </w:r>
-      <w:r>
-        <w:rPr>
-          <w:rFonts w:ascii="Cambria Math" w:hAnsi="Cambria Math" w:cs="Cambria Math"/>
-          <w:b/>
-          <w:sz w:val="14"/>
-          <w:szCs w:val="14"/>
-          <w:shd w:val="clear" w:color="auto" w:fill="B7B7B7"/>
+          <w:rFonts w:ascii="Arial" w:eastAsia="Arial" w:hAnsi="Arial" w:cs="Arial"/>
+          <w:b/>
+          <w:color w:val="000000"/>
+          <w:sz w:val="18"/>
+          <w:highlight w:val="lightGray"/>
+        </w:rPr>
+        <w:t># Source: AI Source: Provided by: [Data Path</w:t>
+      </w:r>
+      <w:r>
+        <w:rPr>
+          <w:rFonts w:ascii="Arial" w:eastAsia="Arial" w:hAnsi="Arial" w:cs="Arial"/>
+          <w:color w:val="000000"/>
+          <w:sz w:val="18"/>
+          <w:highlight w:val="lightGray"/>
+        </w:rPr>
+        <w:t xml:space="preserve">: Persons Table -&gt; ID Column: 1, Name_En Column: Motasem Essam] -&gt; </w:t>
+      </w:r>
+      <w:r>
+        <w:rPr>
+          <w:rFonts w:ascii="Arial" w:eastAsia="Arial" w:hAnsi="Arial" w:cs="Arial"/>
+          <w:b/>
+          <w:color w:val="000000"/>
+          <w:sz w:val="18"/>
+          <w:highlight w:val="lightGray"/>
+        </w:rPr>
+        <w:t>From:</w:t>
+      </w:r>
+      <w:r>
+        <w:rPr>
+          <w:rFonts w:ascii="Arial" w:eastAsia="Arial" w:hAnsi="Arial" w:cs="Arial"/>
+          <w:color w:val="000000"/>
+          <w:sz w:val="18"/>
+          <w:highlight w:val="lightGray"/>
+        </w:rPr>
+        <w:t xml:space="preserve"> [Chatgpt (GPT</w:t>
+      </w:r>
+      <w:r>
+        <w:rPr>
+          <w:rFonts w:ascii="Arial" w:eastAsia="Arial" w:hAnsi="Arial" w:cs="Cambria Math"/>
+          <w:color w:val="000000"/>
+          <w:sz w:val="18"/>
+          <w:highlight w:val="lightGray"/>
         </w:rPr>
         <w:t>‑</w:t>
       </w:r>
       <w:r>
         <w:rPr>
-          <w:b/>
-          <w:sz w:val="14"/>
-          <w:szCs w:val="14"/>
-          <w:shd w:val="clear" w:color="auto" w:fill="B7B7B7"/>
-        </w:rPr>
-        <w:t>5 Mini) at [8/13/2025]</w:t>
+          <w:rFonts w:ascii="Arial" w:eastAsia="Arial" w:hAnsi="Arial" w:cs="Arial"/>
+          <w:color w:val="000000"/>
+          <w:sz w:val="18"/>
+          <w:highlight w:val="lightGray"/>
+        </w:rPr>
+        <w:t xml:space="preserve">5 Mini)] </w:t>
+      </w:r>
+      <w:r>
+        <w:rPr>
+          <w:rFonts w:ascii="Arial" w:eastAsia="Arial" w:hAnsi="Arial" w:cs="Arial"/>
+          <w:b/>
+          <w:color w:val="000000"/>
+          <w:sz w:val="18"/>
+          <w:highlight w:val="lightGray"/>
+        </w:rPr>
+        <w:t>on</w:t>
+      </w:r>
+      <w:r>
+        <w:rPr>
+          <w:rFonts w:ascii="Arial" w:eastAsia="Arial" w:hAnsi="Arial"/>
+          <w:sz w:val="18"/>
+          <w:highlight w:val="lightGray"/>
+        </w:rPr>
+        <w:t xml:space="preserve"> [8/13/2025]</w:t>
       </w:r>
     </w:p>
     <w:p>
@@ -1944,7 +2153,7 @@
           <w:ilvl w:val="0"/>
           <w:numId w:val="1"/>
         </w:numPr>
-        <w:spacing w:before="240"/>
+        <w:spacing w:before="240" w:after="0" w:line="276" w:lineRule="auto"/>
       </w:pPr>
       <w:r>
         <w:rPr>
@@ -1972,6 +2181,7 @@
           <w:ilvl w:val="0"/>
           <w:numId w:val="1"/>
         </w:numPr>
+        <w:spacing w:after="0" w:line="276" w:lineRule="auto"/>
         <w:rPr>
           <w:rFonts w:ascii="Roboto Mono" w:eastAsia="Roboto Mono" w:hAnsi="Roboto Mono" w:cs="Roboto Mono"/>
         </w:rPr>
@@ -1997,6 +2207,7 @@
           <w:ilvl w:val="1"/>
           <w:numId w:val="1"/>
         </w:numPr>
+        <w:spacing w:after="0" w:line="276" w:lineRule="auto"/>
         <w:rPr>
           <w:rFonts w:ascii="Roboto Mono" w:eastAsia="Roboto Mono" w:hAnsi="Roboto Mono" w:cs="Roboto Mono"/>
         </w:rPr>
@@ -2020,6 +2231,7 @@
           <w:ilvl w:val="1"/>
           <w:numId w:val="1"/>
         </w:numPr>
+        <w:spacing w:after="0" w:line="276" w:lineRule="auto"/>
         <w:rPr>
           <w:rFonts w:ascii="Roboto Mono" w:eastAsia="Roboto Mono" w:hAnsi="Roboto Mono" w:cs="Roboto Mono"/>
         </w:rPr>
@@ -2043,6 +2255,7 @@
           <w:ilvl w:val="0"/>
           <w:numId w:val="1"/>
         </w:numPr>
+        <w:spacing w:after="0" w:line="276" w:lineRule="auto"/>
       </w:pPr>
       <w:r>
         <w:rPr>
@@ -2070,6 +2283,7 @@
           <w:ilvl w:val="0"/>
           <w:numId w:val="1"/>
         </w:numPr>
+        <w:spacing w:after="0" w:line="276" w:lineRule="auto"/>
       </w:pPr>
       <w:r>
         <w:rPr>
@@ -2097,14 +2311,13 @@
           <w:ilvl w:val="0"/>
           <w:numId w:val="1"/>
         </w:numPr>
-        <w:spacing w:after="240"/>
-      </w:pPr>
-      <w:r>
-        <w:rPr>
-          <w:rFonts w:ascii="Roboto Mono" w:eastAsia="Roboto Mono" w:hAnsi="Roboto Mono" w:cs="Roboto Mono"/>
-          <w:b/>
-        </w:rPr>
-        <w:lastRenderedPageBreak/>
+        <w:spacing w:after="240" w:line="276" w:lineRule="auto"/>
+      </w:pPr>
+      <w:r>
+        <w:rPr>
+          <w:rFonts w:ascii="Roboto Mono" w:eastAsia="Roboto Mono" w:hAnsi="Roboto Mono" w:cs="Roboto Mono"/>
+          <w:b/>
+        </w:rPr>
         <w:t>Example:</w:t>
       </w:r>
       <w:r>
@@ -2116,8 +2329,8 @@
     </w:p>
     <w:p>
       <w:r>
-        <w:pict w14:anchorId="375CA318">
-          <v:rect id="_x0000_i1116" style="width:0;height:1.5pt" o:hralign="center" o:hrstd="t" o:hr="t" fillcolor="#a0a0a0" stroked="f"/>
+        <w:pict w14:anchorId="2E1D7C9A">
+          <v:rect id="_x0000_i1032" style="width:0;height:1.5pt" o:hralign="center" o:hrstd="t" o:hr="t" fillcolor="#a0a0a0" stroked="f"/>
         </w:pict>
       </w:r>
     </w:p>
@@ -2139,51 +2352,77 @@
       </w:pPr>
       <w:r>
         <w:rPr>
-          <w:b/>
-          <w:shd w:val="clear" w:color="auto" w:fill="B7B7B7"/>
-        </w:rPr>
-        <w:t># Source</w:t>
-      </w:r>
-      <w:r>
-        <w:rPr>
-          <w:shd w:val="clear" w:color="auto" w:fill="B7B7B7"/>
-        </w:rPr>
-        <w:t xml:space="preserve">: </w:t>
-      </w:r>
-      <w:r>
-        <w:rPr>
-          <w:b/>
-          <w:shd w:val="clear" w:color="auto" w:fill="B7B7B7"/>
-        </w:rPr>
-        <w:t xml:space="preserve">Chatgpt </w:t>
-      </w:r>
-      <w:r>
-        <w:rPr>
-          <w:b/>
-          <w:sz w:val="14"/>
-          <w:szCs w:val="14"/>
-          <w:shd w:val="clear" w:color="auto" w:fill="B7B7B7"/>
-        </w:rPr>
-        <w:t>(GPT</w:t>
-      </w:r>
-      <w:r>
-        <w:rPr>
-          <w:rFonts w:ascii="Cambria Math" w:hAnsi="Cambria Math" w:cs="Cambria Math"/>
-          <w:b/>
-          <w:sz w:val="14"/>
-          <w:szCs w:val="14"/>
-          <w:shd w:val="clear" w:color="auto" w:fill="B7B7B7"/>
+          <w:rFonts w:ascii="Arial" w:eastAsia="Arial" w:hAnsi="Arial" w:cs="Arial"/>
+          <w:b/>
+          <w:color w:val="000000"/>
+          <w:sz w:val="18"/>
+          <w:highlight w:val="lightGray"/>
+        </w:rPr>
+        <w:t># Source: AI Source: Provided by: [Data Path</w:t>
+      </w:r>
+      <w:r>
+        <w:rPr>
+          <w:rFonts w:ascii="Arial" w:eastAsia="Arial" w:hAnsi="Arial" w:cs="Arial"/>
+          <w:color w:val="000000"/>
+          <w:sz w:val="18"/>
+          <w:highlight w:val="lightGray"/>
+        </w:rPr>
+        <w:t xml:space="preserve">: Persons Table -&gt; ID Column: 1, Name_En Column: Motasem Essam] -&gt; </w:t>
+      </w:r>
+      <w:r>
+        <w:rPr>
+          <w:rFonts w:ascii="Arial" w:eastAsia="Arial" w:hAnsi="Arial" w:cs="Arial"/>
+          <w:b/>
+          <w:color w:val="000000"/>
+          <w:sz w:val="18"/>
+          <w:highlight w:val="lightGray"/>
+        </w:rPr>
+        <w:t>From:</w:t>
+      </w:r>
+      <w:r>
+        <w:rPr>
+          <w:rFonts w:ascii="Arial" w:eastAsia="Arial" w:hAnsi="Arial" w:cs="Arial"/>
+          <w:color w:val="000000"/>
+          <w:sz w:val="18"/>
+          <w:highlight w:val="lightGray"/>
+        </w:rPr>
+        <w:t xml:space="preserve"> [Chatgpt (GPT</w:t>
+      </w:r>
+      <w:r>
+        <w:rPr>
+          <w:rFonts w:ascii="Arial" w:eastAsia="Arial" w:hAnsi="Arial" w:cs="Cambria Math"/>
+          <w:color w:val="000000"/>
+          <w:sz w:val="18"/>
+          <w:highlight w:val="lightGray"/>
         </w:rPr>
         <w:t>‑</w:t>
       </w:r>
       <w:r>
         <w:rPr>
-          <w:b/>
-          <w:sz w:val="14"/>
-          <w:szCs w:val="14"/>
-          <w:shd w:val="clear" w:color="auto" w:fill="B7B7B7"/>
-        </w:rPr>
-        <w:t>5 Mini) at [8/13/2025]</w:t>
+          <w:rFonts w:ascii="Arial" w:eastAsia="Arial" w:hAnsi="Arial" w:cs="Arial"/>
+          <w:color w:val="000000"/>
+          <w:sz w:val="18"/>
+          <w:highlight w:val="lightGray"/>
+        </w:rPr>
+        <w:t xml:space="preserve">5 Mini)] </w:t>
+      </w:r>
+      <w:r>
+        <w:rPr>
+          <w:rFonts w:ascii="Arial" w:eastAsia="Arial" w:hAnsi="Arial" w:cs="Arial"/>
+          <w:b/>
+          <w:color w:val="000000"/>
+          <w:sz w:val="18"/>
+          <w:highlight w:val="lightGray"/>
+        </w:rPr>
+        <w:t>on</w:t>
+      </w:r>
+      <w:r>
+        <w:rPr>
+          <w:rFonts w:ascii="Arial" w:eastAsia="Arial" w:hAnsi="Arial"/>
+          <w:sz w:val="18"/>
+          <w:highlight w:val="lightGray"/>
+        </w:rPr>
+        <w:t xml:space="preserve"> [8/13/2025]</w:t>
       </w:r>
     </w:p>
     <w:p>
@@ -2192,7 +2431,7 @@
           <w:ilvl w:val="0"/>
           <w:numId w:val="2"/>
         </w:numPr>
-        <w:spacing w:before="240"/>
+        <w:spacing w:before="240" w:after="0" w:line="276" w:lineRule="auto"/>
       </w:pPr>
       <w:r>
         <w:rPr>
@@ -2233,6 +2472,7 @@
           <w:ilvl w:val="0"/>
           <w:numId w:val="2"/>
         </w:numPr>
+        <w:spacing w:after="0" w:line="276" w:lineRule="auto"/>
         <w:rPr>
           <w:rFonts w:ascii="Roboto Mono" w:eastAsia="Roboto Mono" w:hAnsi="Roboto Mono" w:cs="Roboto Mono"/>
         </w:rPr>
@@ -2258,6 +2498,7 @@
           <w:ilvl w:val="1"/>
           <w:numId w:val="2"/>
         </w:numPr>
+        <w:spacing w:after="0" w:line="276" w:lineRule="auto"/>
         <w:rPr>
           <w:rFonts w:ascii="Roboto Mono" w:eastAsia="Roboto Mono" w:hAnsi="Roboto Mono" w:cs="Roboto Mono"/>
         </w:rPr>
@@ -2281,6 +2522,7 @@
           <w:ilvl w:val="1"/>
           <w:numId w:val="2"/>
         </w:numPr>
+        <w:spacing w:after="0" w:line="276" w:lineRule="auto"/>
         <w:rPr>
           <w:rFonts w:ascii="Roboto Mono" w:eastAsia="Roboto Mono" w:hAnsi="Roboto Mono" w:cs="Roboto Mono"/>
         </w:rPr>
@@ -2304,6 +2546,7 @@
           <w:ilvl w:val="1"/>
           <w:numId w:val="2"/>
         </w:numPr>
+        <w:spacing w:after="0" w:line="276" w:lineRule="auto"/>
         <w:rPr>
           <w:rFonts w:ascii="Roboto Mono" w:eastAsia="Roboto Mono" w:hAnsi="Roboto Mono" w:cs="Roboto Mono"/>
         </w:rPr>
@@ -2327,6 +2570,7 @@
           <w:ilvl w:val="0"/>
           <w:numId w:val="2"/>
         </w:numPr>
+        <w:spacing w:after="0" w:line="276" w:lineRule="auto"/>
       </w:pPr>
       <w:r>
         <w:rPr>
@@ -2354,6 +2598,7 @@
           <w:ilvl w:val="0"/>
           <w:numId w:val="2"/>
         </w:numPr>
+        <w:spacing w:after="0" w:line="276" w:lineRule="auto"/>
       </w:pPr>
       <w:r>
         <w:rPr>
@@ -2381,7 +2626,7 @@
           <w:ilvl w:val="0"/>
           <w:numId w:val="2"/>
         </w:numPr>
-        <w:spacing w:after="240"/>
+        <w:spacing w:after="240" w:line="276" w:lineRule="auto"/>
       </w:pPr>
       <w:r>
         <w:rPr>
@@ -2405,8 +2650,8 @@
     </w:p>
     <w:p>
       <w:r>
-        <w:pict w14:anchorId="77E9B0BF">
-          <v:rect id="_x0000_i1117" style="width:0;height:1.5pt" o:hralign="center" o:hrstd="t" o:hr="t" fillcolor="#a0a0a0" stroked="f"/>
+        <w:pict w14:anchorId="3C41EBB3">
+          <v:rect id="_x0000_i1033" style="width:0;height:1.5pt" o:hralign="center" o:hrstd="t" o:hr="t" fillcolor="#a0a0a0" stroked="f"/>
         </w:pict>
       </w:r>
     </w:p>
@@ -2428,51 +2673,77 @@
       </w:pPr>
       <w:r>
         <w:rPr>
-          <w:b/>
-          <w:shd w:val="clear" w:color="auto" w:fill="B7B7B7"/>
-        </w:rPr>
-        <w:t># Source</w:t>
-      </w:r>
-      <w:r>
-        <w:rPr>
-          <w:shd w:val="clear" w:color="auto" w:fill="B7B7B7"/>
-        </w:rPr>
-        <w:t xml:space="preserve">: </w:t>
-      </w:r>
-      <w:r>
-        <w:rPr>
-          <w:b/>
-          <w:shd w:val="clear" w:color="auto" w:fill="B7B7B7"/>
-        </w:rPr>
-        <w:t xml:space="preserve">Chatgpt </w:t>
-      </w:r>
-      <w:r>
-        <w:rPr>
-          <w:b/>
-          <w:sz w:val="14"/>
-          <w:szCs w:val="14"/>
-          <w:shd w:val="clear" w:color="auto" w:fill="B7B7B7"/>
-        </w:rPr>
-        <w:t>(GPT</w:t>
-      </w:r>
-      <w:r>
-        <w:rPr>
-          <w:rFonts w:ascii="Cambria Math" w:hAnsi="Cambria Math" w:cs="Cambria Math"/>
-          <w:b/>
-          <w:sz w:val="14"/>
-          <w:szCs w:val="14"/>
-          <w:shd w:val="clear" w:color="auto" w:fill="B7B7B7"/>
+          <w:rFonts w:ascii="Arial" w:eastAsia="Arial" w:hAnsi="Arial" w:cs="Arial"/>
+          <w:b/>
+          <w:color w:val="000000"/>
+          <w:sz w:val="18"/>
+          <w:highlight w:val="lightGray"/>
+        </w:rPr>
+        <w:t># Source: AI Source: Provided by: [Data Path</w:t>
+      </w:r>
+      <w:r>
+        <w:rPr>
+          <w:rFonts w:ascii="Arial" w:eastAsia="Arial" w:hAnsi="Arial" w:cs="Arial"/>
+          <w:color w:val="000000"/>
+          <w:sz w:val="18"/>
+          <w:highlight w:val="lightGray"/>
+        </w:rPr>
+        <w:t xml:space="preserve">: Persons Table -&gt; ID Column: 1, Name_En Column: Motasem Essam] -&gt; </w:t>
+      </w:r>
+      <w:r>
+        <w:rPr>
+          <w:rFonts w:ascii="Arial" w:eastAsia="Arial" w:hAnsi="Arial" w:cs="Arial"/>
+          <w:b/>
+          <w:color w:val="000000"/>
+          <w:sz w:val="18"/>
+          <w:highlight w:val="lightGray"/>
+        </w:rPr>
+        <w:t>From:</w:t>
+      </w:r>
+      <w:r>
+        <w:rPr>
+          <w:rFonts w:ascii="Arial" w:eastAsia="Arial" w:hAnsi="Arial" w:cs="Arial"/>
+          <w:color w:val="000000"/>
+          <w:sz w:val="18"/>
+          <w:highlight w:val="lightGray"/>
+        </w:rPr>
+        <w:t xml:space="preserve"> [Chatgpt (GPT</w:t>
+      </w:r>
+      <w:r>
+        <w:rPr>
+          <w:rFonts w:ascii="Arial" w:eastAsia="Arial" w:hAnsi="Arial" w:cs="Cambria Math"/>
+          <w:color w:val="000000"/>
+          <w:sz w:val="18"/>
+          <w:highlight w:val="lightGray"/>
         </w:rPr>
         <w:t>‑</w:t>
       </w:r>
       <w:r>
         <w:rPr>
-          <w:b/>
-          <w:sz w:val="14"/>
-          <w:szCs w:val="14"/>
-          <w:shd w:val="clear" w:color="auto" w:fill="B7B7B7"/>
-        </w:rPr>
-        <w:t>5 Mini) at [8/13/2025]</w:t>
+          <w:rFonts w:ascii="Arial" w:eastAsia="Arial" w:hAnsi="Arial" w:cs="Arial"/>
+          <w:color w:val="000000"/>
+          <w:sz w:val="18"/>
+          <w:highlight w:val="lightGray"/>
+        </w:rPr>
+        <w:t xml:space="preserve">5 Mini)] </w:t>
+      </w:r>
+      <w:r>
+        <w:rPr>
+          <w:rFonts w:ascii="Arial" w:eastAsia="Arial" w:hAnsi="Arial" w:cs="Arial"/>
+          <w:b/>
+          <w:color w:val="000000"/>
+          <w:sz w:val="18"/>
+          <w:highlight w:val="lightGray"/>
+        </w:rPr>
+        <w:t>on</w:t>
+      </w:r>
+      <w:r>
+        <w:rPr>
+          <w:rFonts w:ascii="Arial" w:eastAsia="Arial" w:hAnsi="Arial"/>
+          <w:sz w:val="18"/>
+          <w:highlight w:val="lightGray"/>
+        </w:rPr>
+        <w:t xml:space="preserve"> [8/13/2025]</w:t>
       </w:r>
     </w:p>
     <w:p>
@@ -2481,7 +2752,7 @@
           <w:ilvl w:val="0"/>
           <w:numId w:val="5"/>
         </w:numPr>
-        <w:spacing w:before="240"/>
+        <w:spacing w:before="240" w:after="0" w:line="276" w:lineRule="auto"/>
       </w:pPr>
       <w:r>
         <w:rPr>
@@ -2522,6 +2793,7 @@
           <w:ilvl w:val="0"/>
           <w:numId w:val="5"/>
         </w:numPr>
+        <w:spacing w:after="0" w:line="276" w:lineRule="auto"/>
         <w:rPr>
           <w:rFonts w:ascii="Roboto Mono" w:eastAsia="Roboto Mono" w:hAnsi="Roboto Mono" w:cs="Roboto Mono"/>
         </w:rPr>
@@ -2547,6 +2819,7 @@
           <w:ilvl w:val="1"/>
           <w:numId w:val="5"/>
         </w:numPr>
+        <w:spacing w:after="0" w:line="276" w:lineRule="auto"/>
         <w:rPr>
           <w:rFonts w:ascii="Roboto Mono" w:eastAsia="Roboto Mono" w:hAnsi="Roboto Mono" w:cs="Roboto Mono"/>
         </w:rPr>
@@ -2570,6 +2843,7 @@
           <w:ilvl w:val="1"/>
           <w:numId w:val="5"/>
         </w:numPr>
+        <w:spacing w:after="0" w:line="276" w:lineRule="auto"/>
         <w:rPr>
           <w:rFonts w:ascii="Roboto Mono" w:eastAsia="Roboto Mono" w:hAnsi="Roboto Mono" w:cs="Roboto Mono"/>
         </w:rPr>
@@ -2593,6 +2867,7 @@
           <w:ilvl w:val="0"/>
           <w:numId w:val="5"/>
         </w:numPr>
+        <w:spacing w:after="0" w:line="276" w:lineRule="auto"/>
       </w:pPr>
       <w:r>
         <w:rPr>
@@ -2620,13 +2895,13 @@
           <w:ilvl w:val="0"/>
           <w:numId w:val="5"/>
         </w:numPr>
-      </w:pPr>
-      <w:r>
-        <w:rPr>
-          <w:rFonts w:ascii="Roboto Mono" w:eastAsia="Roboto Mono" w:hAnsi="Roboto Mono" w:cs="Roboto Mono"/>
-          <w:b/>
-        </w:rPr>
-        <w:lastRenderedPageBreak/>
+        <w:spacing w:after="0" w:line="276" w:lineRule="auto"/>
+      </w:pPr>
+      <w:r>
+        <w:rPr>
+          <w:rFonts w:ascii="Roboto Mono" w:eastAsia="Roboto Mono" w:hAnsi="Roboto Mono" w:cs="Roboto Mono"/>
+          <w:b/>
+        </w:rPr>
         <w:t>Cons:</w:t>
       </w:r>
       <w:r>
@@ -2648,7 +2923,7 @@
           <w:ilvl w:val="0"/>
           <w:numId w:val="5"/>
         </w:numPr>
-        <w:spacing w:after="240"/>
+        <w:spacing w:after="240" w:line="276" w:lineRule="auto"/>
       </w:pPr>
       <w:r>
         <w:rPr>
@@ -2669,8 +2944,8 @@
     </w:p>
     <w:p>
       <w:r>
-        <w:pict w14:anchorId="5B2E9834">
-          <v:rect id="_x0000_i1118" style="width:0;height:1.5pt" o:hralign="center" o:hrstd="t" o:hr="t" fillcolor="#a0a0a0" stroked="f"/>
+        <w:pict w14:anchorId="47FBFE01">
+          <v:rect id="_x0000_i1034" style="width:0;height:1.5pt" o:hralign="center" o:hrstd="t" o:hr="t" fillcolor="#a0a0a0" stroked="f"/>
         </w:pict>
       </w:r>
     </w:p>
@@ -2692,51 +2967,77 @@
       </w:pPr>
       <w:r>
         <w:rPr>
-          <w:b/>
-          <w:shd w:val="clear" w:color="auto" w:fill="B7B7B7"/>
-        </w:rPr>
-        <w:t># Source</w:t>
-      </w:r>
-      <w:r>
-        <w:rPr>
-          <w:shd w:val="clear" w:color="auto" w:fill="B7B7B7"/>
-        </w:rPr>
-        <w:t xml:space="preserve">: </w:t>
-      </w:r>
-      <w:r>
-        <w:rPr>
-          <w:b/>
-          <w:shd w:val="clear" w:color="auto" w:fill="B7B7B7"/>
-        </w:rPr>
-        <w:t xml:space="preserve">Chatgpt </w:t>
-      </w:r>
-      <w:r>
-        <w:rPr>
-          <w:b/>
-          <w:sz w:val="14"/>
-          <w:szCs w:val="14"/>
-          <w:shd w:val="clear" w:color="auto" w:fill="B7B7B7"/>
-        </w:rPr>
-        <w:t>(GPT</w:t>
-      </w:r>
-      <w:r>
-        <w:rPr>
-          <w:rFonts w:ascii="Cambria Math" w:hAnsi="Cambria Math" w:cs="Cambria Math"/>
-          <w:b/>
-          <w:sz w:val="14"/>
-          <w:szCs w:val="14"/>
-          <w:shd w:val="clear" w:color="auto" w:fill="B7B7B7"/>
+          <w:rFonts w:ascii="Arial" w:eastAsia="Arial" w:hAnsi="Arial" w:cs="Arial"/>
+          <w:b/>
+          <w:color w:val="000000"/>
+          <w:sz w:val="18"/>
+          <w:highlight w:val="lightGray"/>
+        </w:rPr>
+        <w:t># Source: AI Source: Provided by: [Data Path</w:t>
+      </w:r>
+      <w:r>
+        <w:rPr>
+          <w:rFonts w:ascii="Arial" w:eastAsia="Arial" w:hAnsi="Arial" w:cs="Arial"/>
+          <w:color w:val="000000"/>
+          <w:sz w:val="18"/>
+          <w:highlight w:val="lightGray"/>
+        </w:rPr>
+        <w:t xml:space="preserve">: Persons Table -&gt; ID Column: 1, Name_En Column: Motasem Essam] -&gt; </w:t>
+      </w:r>
+      <w:r>
+        <w:rPr>
+          <w:rFonts w:ascii="Arial" w:eastAsia="Arial" w:hAnsi="Arial" w:cs="Arial"/>
+          <w:b/>
+          <w:color w:val="000000"/>
+          <w:sz w:val="18"/>
+          <w:highlight w:val="lightGray"/>
+        </w:rPr>
+        <w:t>From:</w:t>
+      </w:r>
+      <w:r>
+        <w:rPr>
+          <w:rFonts w:ascii="Arial" w:eastAsia="Arial" w:hAnsi="Arial" w:cs="Arial"/>
+          <w:color w:val="000000"/>
+          <w:sz w:val="18"/>
+          <w:highlight w:val="lightGray"/>
+        </w:rPr>
+        <w:t xml:space="preserve"> [Chatgpt (GPT</w:t>
+      </w:r>
+      <w:r>
+        <w:rPr>
+          <w:rFonts w:ascii="Arial" w:eastAsia="Arial" w:hAnsi="Arial" w:cs="Cambria Math"/>
+          <w:color w:val="000000"/>
+          <w:sz w:val="18"/>
+          <w:highlight w:val="lightGray"/>
         </w:rPr>
         <w:t>‑</w:t>
       </w:r>
       <w:r>
         <w:rPr>
-          <w:b/>
-          <w:sz w:val="14"/>
-          <w:szCs w:val="14"/>
-          <w:shd w:val="clear" w:color="auto" w:fill="B7B7B7"/>
-        </w:rPr>
-        <w:t>5 Mini) at [8/13/2025]</w:t>
+          <w:rFonts w:ascii="Arial" w:eastAsia="Arial" w:hAnsi="Arial" w:cs="Arial"/>
+          <w:color w:val="000000"/>
+          <w:sz w:val="18"/>
+          <w:highlight w:val="lightGray"/>
+        </w:rPr>
+        <w:t xml:space="preserve">5 Mini)] </w:t>
+      </w:r>
+      <w:r>
+        <w:rPr>
+          <w:rFonts w:ascii="Arial" w:eastAsia="Arial" w:hAnsi="Arial" w:cs="Arial"/>
+          <w:b/>
+          <w:color w:val="000000"/>
+          <w:sz w:val="18"/>
+          <w:highlight w:val="lightGray"/>
+        </w:rPr>
+        <w:t>on</w:t>
+      </w:r>
+      <w:r>
+        <w:rPr>
+          <w:rFonts w:ascii="Arial" w:eastAsia="Arial" w:hAnsi="Arial"/>
+          <w:sz w:val="18"/>
+          <w:highlight w:val="lightGray"/>
+        </w:rPr>
+        <w:t xml:space="preserve"> [8/13/2025]</w:t>
       </w:r>
     </w:p>
     <w:p>
@@ -2745,7 +3046,7 @@
           <w:ilvl w:val="0"/>
           <w:numId w:val="6"/>
         </w:numPr>
-        <w:spacing w:before="240"/>
+        <w:spacing w:before="240" w:after="0" w:line="276" w:lineRule="auto"/>
       </w:pPr>
       <w:r>
         <w:rPr>
@@ -2786,6 +3087,7 @@
           <w:ilvl w:val="0"/>
           <w:numId w:val="6"/>
         </w:numPr>
+        <w:spacing w:after="0" w:line="276" w:lineRule="auto"/>
         <w:rPr>
           <w:rFonts w:ascii="Roboto Mono" w:eastAsia="Roboto Mono" w:hAnsi="Roboto Mono" w:cs="Roboto Mono"/>
         </w:rPr>
@@ -2811,6 +3113,7 @@
           <w:ilvl w:val="1"/>
           <w:numId w:val="6"/>
         </w:numPr>
+        <w:spacing w:after="0" w:line="276" w:lineRule="auto"/>
         <w:rPr>
           <w:rFonts w:ascii="Roboto Mono" w:eastAsia="Roboto Mono" w:hAnsi="Roboto Mono" w:cs="Roboto Mono"/>
         </w:rPr>
@@ -2834,6 +3137,7 @@
           <w:ilvl w:val="0"/>
           <w:numId w:val="6"/>
         </w:numPr>
+        <w:spacing w:after="0" w:line="276" w:lineRule="auto"/>
       </w:pPr>
       <w:r>
         <w:rPr>
@@ -2861,6 +3165,7 @@
           <w:ilvl w:val="0"/>
           <w:numId w:val="6"/>
         </w:numPr>
+        <w:spacing w:after="0" w:line="276" w:lineRule="auto"/>
       </w:pPr>
       <w:r>
         <w:rPr>
@@ -2888,7 +3193,7 @@
           <w:ilvl w:val="0"/>
           <w:numId w:val="6"/>
         </w:numPr>
-        <w:spacing w:after="240"/>
+        <w:spacing w:after="240" w:line="276" w:lineRule="auto"/>
       </w:pPr>
       <w:r>
         <w:rPr>
@@ -2906,8 +3211,8 @@
     </w:p>
     <w:p>
       <w:r>
-        <w:pict w14:anchorId="2591F6CE">
-          <v:rect id="_x0000_i1119" style="width:0;height:1.5pt" o:hralign="center" o:hrstd="t" o:hr="t" fillcolor="#a0a0a0" stroked="f"/>
+        <w:pict w14:anchorId="294C4D3F">
+          <v:rect id="_x0000_i1035" style="width:0;height:1.5pt" o:hralign="center" o:hrstd="t" o:hr="t" fillcolor="#a0a0a0" stroked="f"/>
         </w:pict>
       </w:r>
     </w:p>
@@ -2932,51 +3237,77 @@
       </w:pPr>
       <w:r>
         <w:rPr>
-          <w:b/>
-          <w:shd w:val="clear" w:color="auto" w:fill="B7B7B7"/>
-        </w:rPr>
-        <w:t># Source</w:t>
-      </w:r>
-      <w:r>
-        <w:rPr>
-          <w:shd w:val="clear" w:color="auto" w:fill="B7B7B7"/>
-        </w:rPr>
-        <w:t xml:space="preserve">: </w:t>
-      </w:r>
-      <w:r>
-        <w:rPr>
-          <w:b/>
-          <w:shd w:val="clear" w:color="auto" w:fill="B7B7B7"/>
-        </w:rPr>
-        <w:t xml:space="preserve">Chatgpt </w:t>
-      </w:r>
-      <w:r>
-        <w:rPr>
-          <w:b/>
-          <w:sz w:val="14"/>
-          <w:szCs w:val="14"/>
-          <w:shd w:val="clear" w:color="auto" w:fill="B7B7B7"/>
-        </w:rPr>
-        <w:t>(GPT</w:t>
-      </w:r>
-      <w:r>
-        <w:rPr>
-          <w:rFonts w:ascii="Cambria Math" w:hAnsi="Cambria Math" w:cs="Cambria Math"/>
-          <w:b/>
-          <w:sz w:val="14"/>
-          <w:szCs w:val="14"/>
-          <w:shd w:val="clear" w:color="auto" w:fill="B7B7B7"/>
+          <w:rFonts w:ascii="Arial" w:eastAsia="Arial" w:hAnsi="Arial" w:cs="Arial"/>
+          <w:b/>
+          <w:color w:val="000000"/>
+          <w:sz w:val="18"/>
+          <w:highlight w:val="lightGray"/>
+        </w:rPr>
+        <w:t># Source: AI Source: Provided by: [Data Path</w:t>
+      </w:r>
+      <w:r>
+        <w:rPr>
+          <w:rFonts w:ascii="Arial" w:eastAsia="Arial" w:hAnsi="Arial" w:cs="Arial"/>
+          <w:color w:val="000000"/>
+          <w:sz w:val="18"/>
+          <w:highlight w:val="lightGray"/>
+        </w:rPr>
+        <w:t xml:space="preserve">: Persons Table -&gt; ID Column: 1, Name_En Column: Motasem Essam] -&gt; </w:t>
+      </w:r>
+      <w:r>
+        <w:rPr>
+          <w:rFonts w:ascii="Arial" w:eastAsia="Arial" w:hAnsi="Arial" w:cs="Arial"/>
+          <w:b/>
+          <w:color w:val="000000"/>
+          <w:sz w:val="18"/>
+          <w:highlight w:val="lightGray"/>
+        </w:rPr>
+        <w:t>From:</w:t>
+      </w:r>
+      <w:r>
+        <w:rPr>
+          <w:rFonts w:ascii="Arial" w:eastAsia="Arial" w:hAnsi="Arial" w:cs="Arial"/>
+          <w:color w:val="000000"/>
+          <w:sz w:val="18"/>
+          <w:highlight w:val="lightGray"/>
+        </w:rPr>
+        <w:t xml:space="preserve"> [Chatgpt (GPT</w:t>
+      </w:r>
+      <w:r>
+        <w:rPr>
+          <w:rFonts w:ascii="Arial" w:eastAsia="Arial" w:hAnsi="Arial" w:cs="Cambria Math"/>
+          <w:color w:val="000000"/>
+          <w:sz w:val="18"/>
+          <w:highlight w:val="lightGray"/>
         </w:rPr>
         <w:t>‑</w:t>
       </w:r>
       <w:r>
         <w:rPr>
-          <w:b/>
-          <w:sz w:val="14"/>
-          <w:szCs w:val="14"/>
-          <w:shd w:val="clear" w:color="auto" w:fill="B7B7B7"/>
-        </w:rPr>
-        <w:t>5 Mini) at [8/13/2025]</w:t>
+          <w:rFonts w:ascii="Arial" w:eastAsia="Arial" w:hAnsi="Arial" w:cs="Arial"/>
+          <w:color w:val="000000"/>
+          <w:sz w:val="18"/>
+          <w:highlight w:val="lightGray"/>
+        </w:rPr>
+        <w:t xml:space="preserve">5 Mini)] </w:t>
+      </w:r>
+      <w:r>
+        <w:rPr>
+          <w:rFonts w:ascii="Arial" w:eastAsia="Arial" w:hAnsi="Arial" w:cs="Arial"/>
+          <w:b/>
+          <w:color w:val="000000"/>
+          <w:sz w:val="18"/>
+          <w:highlight w:val="lightGray"/>
+        </w:rPr>
+        <w:t>on</w:t>
+      </w:r>
+      <w:r>
+        <w:rPr>
+          <w:rFonts w:ascii="Arial" w:eastAsia="Arial" w:hAnsi="Arial"/>
+          <w:sz w:val="18"/>
+          <w:highlight w:val="lightGray"/>
+        </w:rPr>
+        <w:t xml:space="preserve"> [8/13/2025]</w:t>
       </w:r>
     </w:p>
     <w:p>
@@ -3021,8 +3352,8 @@
     </w:p>
     <w:p>
       <w:r>
-        <w:pict w14:anchorId="6BB61699">
-          <v:rect id="_x0000_i1120" style="width:0;height:1.5pt" o:hralign="center" o:hrstd="t" o:hr="t" fillcolor="#a0a0a0" stroked="f"/>
+        <w:pict w14:anchorId="6F3C3E67">
+          <v:rect id="_x0000_i1036" style="width:0;height:1.5pt" o:hralign="center" o:hrstd="t" o:hr="t" fillcolor="#a0a0a0" stroked="f"/>
         </w:pict>
       </w:r>
     </w:p>
@@ -3044,51 +3375,77 @@
       </w:pPr>
       <w:r>
         <w:rPr>
-          <w:b/>
-          <w:shd w:val="clear" w:color="auto" w:fill="B7B7B7"/>
-        </w:rPr>
-        <w:t># Source</w:t>
-      </w:r>
-      <w:r>
-        <w:rPr>
-          <w:shd w:val="clear" w:color="auto" w:fill="B7B7B7"/>
-        </w:rPr>
-        <w:t xml:space="preserve">: </w:t>
-      </w:r>
-      <w:r>
-        <w:rPr>
-          <w:b/>
-          <w:shd w:val="clear" w:color="auto" w:fill="B7B7B7"/>
-        </w:rPr>
-        <w:t xml:space="preserve">Chatgpt </w:t>
-      </w:r>
-      <w:r>
-        <w:rPr>
-          <w:b/>
-          <w:sz w:val="14"/>
-          <w:szCs w:val="14"/>
-          <w:shd w:val="clear" w:color="auto" w:fill="B7B7B7"/>
-        </w:rPr>
-        <w:t>(GPT</w:t>
-      </w:r>
-      <w:r>
-        <w:rPr>
-          <w:rFonts w:ascii="Cambria Math" w:hAnsi="Cambria Math" w:cs="Cambria Math"/>
-          <w:b/>
-          <w:sz w:val="14"/>
-          <w:szCs w:val="14"/>
-          <w:shd w:val="clear" w:color="auto" w:fill="B7B7B7"/>
+          <w:rFonts w:ascii="Arial" w:eastAsia="Arial" w:hAnsi="Arial" w:cs="Arial"/>
+          <w:b/>
+          <w:color w:val="000000"/>
+          <w:sz w:val="18"/>
+          <w:highlight w:val="lightGray"/>
+        </w:rPr>
+        <w:t># Source: AI Source: Provided by: [Data Path</w:t>
+      </w:r>
+      <w:r>
+        <w:rPr>
+          <w:rFonts w:ascii="Arial" w:eastAsia="Arial" w:hAnsi="Arial" w:cs="Arial"/>
+          <w:color w:val="000000"/>
+          <w:sz w:val="18"/>
+          <w:highlight w:val="lightGray"/>
+        </w:rPr>
+        <w:t xml:space="preserve">: Persons Table -&gt; ID Column: 1, Name_En Column: Motasem Essam] -&gt; </w:t>
+      </w:r>
+      <w:r>
+        <w:rPr>
+          <w:rFonts w:ascii="Arial" w:eastAsia="Arial" w:hAnsi="Arial" w:cs="Arial"/>
+          <w:b/>
+          <w:color w:val="000000"/>
+          <w:sz w:val="18"/>
+          <w:highlight w:val="lightGray"/>
+        </w:rPr>
+        <w:t>From:</w:t>
+      </w:r>
+      <w:r>
+        <w:rPr>
+          <w:rFonts w:ascii="Arial" w:eastAsia="Arial" w:hAnsi="Arial" w:cs="Arial"/>
+          <w:color w:val="000000"/>
+          <w:sz w:val="18"/>
+          <w:highlight w:val="lightGray"/>
+        </w:rPr>
+        <w:t xml:space="preserve"> [Chatgpt (GPT</w:t>
+      </w:r>
+      <w:r>
+        <w:rPr>
+          <w:rFonts w:ascii="Arial" w:eastAsia="Arial" w:hAnsi="Arial" w:cs="Cambria Math"/>
+          <w:color w:val="000000"/>
+          <w:sz w:val="18"/>
+          <w:highlight w:val="lightGray"/>
         </w:rPr>
         <w:t>‑</w:t>
       </w:r>
       <w:r>
         <w:rPr>
-          <w:b/>
-          <w:sz w:val="14"/>
-          <w:szCs w:val="14"/>
-          <w:shd w:val="clear" w:color="auto" w:fill="B7B7B7"/>
-        </w:rPr>
-        <w:t>5 Mini) at [8/13/2025]</w:t>
+          <w:rFonts w:ascii="Arial" w:eastAsia="Arial" w:hAnsi="Arial" w:cs="Arial"/>
+          <w:color w:val="000000"/>
+          <w:sz w:val="18"/>
+          <w:highlight w:val="lightGray"/>
+        </w:rPr>
+        <w:t xml:space="preserve">5 Mini)] </w:t>
+      </w:r>
+      <w:r>
+        <w:rPr>
+          <w:rFonts w:ascii="Arial" w:eastAsia="Arial" w:hAnsi="Arial" w:cs="Arial"/>
+          <w:b/>
+          <w:color w:val="000000"/>
+          <w:sz w:val="18"/>
+          <w:highlight w:val="lightGray"/>
+        </w:rPr>
+        <w:t>on</w:t>
+      </w:r>
+      <w:r>
+        <w:rPr>
+          <w:rFonts w:ascii="Arial" w:eastAsia="Arial" w:hAnsi="Arial"/>
+          <w:sz w:val="18"/>
+          <w:highlight w:val="lightGray"/>
+        </w:rPr>
+        <w:t xml:space="preserve"> [8/13/2025]</w:t>
       </w:r>
     </w:p>
     <w:p>
@@ -3096,9 +3453,8 @@
         <w:rPr>
           <w:noProof/>
         </w:rPr>
-        <w:lastRenderedPageBreak/>
         <w:drawing>
-          <wp:inline distT="114300" distB="114300" distL="114300" distR="114300" wp14:anchorId="02C0A964" wp14:editId="342F1568">
+          <wp:inline distT="114300" distB="114300" distL="114300" distR="114300" wp14:anchorId="0A196D4E" wp14:editId="0C82FFBD">
             <wp:extent cx="5943600" cy="4191000"/>
             <wp:effectExtent l="0" t="0" r="0" b="0"/>
             <wp:docPr id="1" name="image3.png"/>
@@ -3664,7 +4020,6 @@
                 <w:rFonts w:ascii="Roboto Mono" w:eastAsia="Roboto Mono" w:hAnsi="Roboto Mono" w:cs="Roboto Mono"/>
                 <w:b/>
               </w:rPr>
-              <w:lastRenderedPageBreak/>
               <w:t>4. Integration &amp; Testing</w:t>
             </w:r>
           </w:p>
@@ -3990,8 +4345,8 @@
     </w:tbl>
     <w:p>
       <w:r>
-        <w:pict w14:anchorId="438DDCA6">
-          <v:rect id="_x0000_i1121" style="width:0;height:1.5pt" o:hralign="center" o:hrstd="t" o:hr="t" fillcolor="#a0a0a0" stroked="f"/>
+        <w:pict w14:anchorId="7532F16C">
+          <v:rect id="_x0000_i1037" style="width:0;height:1.5pt" o:hralign="center" o:hrstd="t" o:hr="t" fillcolor="#a0a0a0" stroked="f"/>
         </w:pict>
       </w:r>
     </w:p>
@@ -4013,51 +4368,77 @@
       </w:pPr>
       <w:r>
         <w:rPr>
-          <w:b/>
-          <w:shd w:val="clear" w:color="auto" w:fill="B7B7B7"/>
-        </w:rPr>
-        <w:t># Source</w:t>
-      </w:r>
-      <w:r>
-        <w:rPr>
-          <w:shd w:val="clear" w:color="auto" w:fill="B7B7B7"/>
-        </w:rPr>
-        <w:t xml:space="preserve">: </w:t>
-      </w:r>
-      <w:r>
-        <w:rPr>
-          <w:b/>
-          <w:shd w:val="clear" w:color="auto" w:fill="B7B7B7"/>
-        </w:rPr>
-        <w:t xml:space="preserve">Chatgpt </w:t>
-      </w:r>
-      <w:r>
-        <w:rPr>
-          <w:b/>
-          <w:sz w:val="14"/>
-          <w:szCs w:val="14"/>
-          <w:shd w:val="clear" w:color="auto" w:fill="B7B7B7"/>
-        </w:rPr>
-        <w:t>(GPT</w:t>
-      </w:r>
-      <w:r>
-        <w:rPr>
-          <w:rFonts w:ascii="Cambria Math" w:hAnsi="Cambria Math" w:cs="Cambria Math"/>
-          <w:b/>
-          <w:sz w:val="14"/>
-          <w:szCs w:val="14"/>
-          <w:shd w:val="clear" w:color="auto" w:fill="B7B7B7"/>
+          <w:rFonts w:ascii="Arial" w:eastAsia="Arial" w:hAnsi="Arial" w:cs="Arial"/>
+          <w:b/>
+          <w:color w:val="000000"/>
+          <w:sz w:val="18"/>
+          <w:highlight w:val="lightGray"/>
+        </w:rPr>
+        <w:t># Source: AI Source: Provided by: [Data Path</w:t>
+      </w:r>
+      <w:r>
+        <w:rPr>
+          <w:rFonts w:ascii="Arial" w:eastAsia="Arial" w:hAnsi="Arial" w:cs="Arial"/>
+          <w:color w:val="000000"/>
+          <w:sz w:val="18"/>
+          <w:highlight w:val="lightGray"/>
+        </w:rPr>
+        <w:t xml:space="preserve">: Persons Table -&gt; ID Column: 1, Name_En Column: Motasem Essam] -&gt; </w:t>
+      </w:r>
+      <w:r>
+        <w:rPr>
+          <w:rFonts w:ascii="Arial" w:eastAsia="Arial" w:hAnsi="Arial" w:cs="Arial"/>
+          <w:b/>
+          <w:color w:val="000000"/>
+          <w:sz w:val="18"/>
+          <w:highlight w:val="lightGray"/>
+        </w:rPr>
+        <w:t>From:</w:t>
+      </w:r>
+      <w:r>
+        <w:rPr>
+          <w:rFonts w:ascii="Arial" w:eastAsia="Arial" w:hAnsi="Arial" w:cs="Arial"/>
+          <w:color w:val="000000"/>
+          <w:sz w:val="18"/>
+          <w:highlight w:val="lightGray"/>
+        </w:rPr>
+        <w:t xml:space="preserve"> [Chatgpt (GPT</w:t>
+      </w:r>
+      <w:r>
+        <w:rPr>
+          <w:rFonts w:ascii="Arial" w:eastAsia="Arial" w:hAnsi="Arial" w:cs="Cambria Math"/>
+          <w:color w:val="000000"/>
+          <w:sz w:val="18"/>
+          <w:highlight w:val="lightGray"/>
         </w:rPr>
         <w:t>‑</w:t>
       </w:r>
       <w:r>
         <w:rPr>
-          <w:b/>
-          <w:sz w:val="14"/>
-          <w:szCs w:val="14"/>
-          <w:shd w:val="clear" w:color="auto" w:fill="B7B7B7"/>
-        </w:rPr>
-        <w:t>5 Mini) at [8/13/2025]</w:t>
+          <w:rFonts w:ascii="Arial" w:eastAsia="Arial" w:hAnsi="Arial" w:cs="Arial"/>
+          <w:color w:val="000000"/>
+          <w:sz w:val="18"/>
+          <w:highlight w:val="lightGray"/>
+        </w:rPr>
+        <w:t xml:space="preserve">5 Mini)] </w:t>
+      </w:r>
+      <w:r>
+        <w:rPr>
+          <w:rFonts w:ascii="Arial" w:eastAsia="Arial" w:hAnsi="Arial" w:cs="Arial"/>
+          <w:b/>
+          <w:color w:val="000000"/>
+          <w:sz w:val="18"/>
+          <w:highlight w:val="lightGray"/>
+        </w:rPr>
+        <w:t>on</w:t>
+      </w:r>
+      <w:r>
+        <w:rPr>
+          <w:rFonts w:ascii="Arial" w:eastAsia="Arial" w:hAnsi="Arial"/>
+          <w:sz w:val="18"/>
+          <w:highlight w:val="lightGray"/>
+        </w:rPr>
+        <w:t xml:space="preserve"> [8/13/2025]</w:t>
       </w:r>
     </w:p>
     <w:p>
@@ -4080,7 +4461,7 @@
           <w:ilvl w:val="0"/>
           <w:numId w:val="4"/>
         </w:numPr>
-        <w:spacing w:before="240"/>
+        <w:spacing w:before="240" w:after="0" w:line="276" w:lineRule="auto"/>
         <w:rPr>
           <w:rFonts w:ascii="Roboto Mono" w:eastAsia="Roboto Mono" w:hAnsi="Roboto Mono" w:cs="Roboto Mono"/>
         </w:rPr>
@@ -4106,6 +4487,7 @@
           <w:ilvl w:val="1"/>
           <w:numId w:val="4"/>
         </w:numPr>
+        <w:spacing w:after="0" w:line="276" w:lineRule="auto"/>
         <w:rPr>
           <w:rFonts w:ascii="Roboto Mono" w:eastAsia="Roboto Mono" w:hAnsi="Roboto Mono" w:cs="Roboto Mono"/>
         </w:rPr>
@@ -4129,6 +4511,7 @@
           <w:ilvl w:val="0"/>
           <w:numId w:val="4"/>
         </w:numPr>
+        <w:spacing w:after="0" w:line="276" w:lineRule="auto"/>
         <w:rPr>
           <w:rFonts w:ascii="Roboto Mono" w:eastAsia="Roboto Mono" w:hAnsi="Roboto Mono" w:cs="Roboto Mono"/>
         </w:rPr>
@@ -4154,6 +4537,7 @@
           <w:ilvl w:val="1"/>
           <w:numId w:val="4"/>
         </w:numPr>
+        <w:spacing w:after="0" w:line="276" w:lineRule="auto"/>
         <w:rPr>
           <w:rFonts w:ascii="Roboto Mono" w:eastAsia="Roboto Mono" w:hAnsi="Roboto Mono" w:cs="Roboto Mono"/>
         </w:rPr>
@@ -4177,6 +4561,7 @@
           <w:ilvl w:val="0"/>
           <w:numId w:val="4"/>
         </w:numPr>
+        <w:spacing w:after="0" w:line="276" w:lineRule="auto"/>
         <w:rPr>
           <w:rFonts w:ascii="Roboto Mono" w:eastAsia="Roboto Mono" w:hAnsi="Roboto Mono" w:cs="Roboto Mono"/>
         </w:rPr>
@@ -4202,6 +4587,7 @@
           <w:ilvl w:val="1"/>
           <w:numId w:val="4"/>
         </w:numPr>
+        <w:spacing w:after="0" w:line="276" w:lineRule="auto"/>
         <w:rPr>
           <w:rFonts w:ascii="Roboto Mono" w:eastAsia="Roboto Mono" w:hAnsi="Roboto Mono" w:cs="Roboto Mono"/>
         </w:rPr>
@@ -4225,6 +4611,7 @@
           <w:ilvl w:val="0"/>
           <w:numId w:val="4"/>
         </w:numPr>
+        <w:spacing w:after="0" w:line="276" w:lineRule="auto"/>
         <w:rPr>
           <w:rFonts w:ascii="Roboto Mono" w:eastAsia="Roboto Mono" w:hAnsi="Roboto Mono" w:cs="Roboto Mono"/>
         </w:rPr>
@@ -4250,15 +4637,15 @@
           <w:ilvl w:val="1"/>
           <w:numId w:val="4"/>
         </w:numPr>
-        <w:rPr>
-          <w:rFonts w:ascii="Roboto Mono" w:eastAsia="Roboto Mono" w:hAnsi="Roboto Mono" w:cs="Roboto Mono"/>
-        </w:rPr>
-      </w:pPr>
-      <w:r>
-        <w:rPr>
-          <w:rFonts w:ascii="Roboto Mono" w:eastAsia="Roboto Mono" w:hAnsi="Roboto Mono" w:cs="Roboto Mono"/>
-        </w:rPr>
-        <w:lastRenderedPageBreak/>
+        <w:spacing w:after="0" w:line="276" w:lineRule="auto"/>
+        <w:rPr>
+          <w:rFonts w:ascii="Roboto Mono" w:eastAsia="Roboto Mono" w:hAnsi="Roboto Mono" w:cs="Roboto Mono"/>
+        </w:rPr>
+      </w:pPr>
+      <w:r>
+        <w:rPr>
+          <w:rFonts w:ascii="Roboto Mono" w:eastAsia="Roboto Mono" w:hAnsi="Roboto Mono" w:cs="Roboto Mono"/>
+        </w:rPr>
         <w:t>Integrate automated tests into the build pipeline.</w:t>
       </w:r>
       <w:r>
@@ -4274,6 +4661,7 @@
           <w:ilvl w:val="0"/>
           <w:numId w:val="4"/>
         </w:numPr>
+        <w:spacing w:after="0" w:line="276" w:lineRule="auto"/>
         <w:rPr>
           <w:rFonts w:ascii="Roboto Mono" w:eastAsia="Roboto Mono" w:hAnsi="Roboto Mono" w:cs="Roboto Mono"/>
         </w:rPr>
@@ -4299,6 +4687,7 @@
           <w:ilvl w:val="1"/>
           <w:numId w:val="4"/>
         </w:numPr>
+        <w:spacing w:after="0" w:line="276" w:lineRule="auto"/>
         <w:rPr>
           <w:rFonts w:ascii="Roboto Mono" w:eastAsia="Roboto Mono" w:hAnsi="Roboto Mono" w:cs="Roboto Mono"/>
         </w:rPr>
@@ -4322,6 +4711,7 @@
           <w:ilvl w:val="0"/>
           <w:numId w:val="4"/>
         </w:numPr>
+        <w:spacing w:after="0" w:line="276" w:lineRule="auto"/>
         <w:rPr>
           <w:rFonts w:ascii="Roboto Mono" w:eastAsia="Roboto Mono" w:hAnsi="Roboto Mono" w:cs="Roboto Mono"/>
         </w:rPr>
@@ -4347,6 +4737,7 @@
           <w:ilvl w:val="1"/>
           <w:numId w:val="4"/>
         </w:numPr>
+        <w:spacing w:after="0" w:line="276" w:lineRule="auto"/>
         <w:rPr>
           <w:rFonts w:ascii="Roboto Mono" w:eastAsia="Roboto Mono" w:hAnsi="Roboto Mono" w:cs="Roboto Mono"/>
         </w:rPr>
@@ -4370,6 +4761,7 @@
           <w:ilvl w:val="0"/>
           <w:numId w:val="4"/>
         </w:numPr>
+        <w:spacing w:after="0" w:line="276" w:lineRule="auto"/>
         <w:rPr>
           <w:rFonts w:ascii="Roboto Mono" w:eastAsia="Roboto Mono" w:hAnsi="Roboto Mono" w:cs="Roboto Mono"/>
         </w:rPr>
@@ -4395,6 +4787,7 @@
           <w:ilvl w:val="1"/>
           <w:numId w:val="4"/>
         </w:numPr>
+        <w:spacing w:after="0" w:line="276" w:lineRule="auto"/>
       </w:pPr>
       <w:r>
         <w:rPr>
@@ -4428,6 +4821,7 @@
           <w:ilvl w:val="0"/>
           <w:numId w:val="4"/>
         </w:numPr>
+        <w:spacing w:after="0" w:line="276" w:lineRule="auto"/>
         <w:rPr>
           <w:rFonts w:ascii="Roboto Mono" w:eastAsia="Roboto Mono" w:hAnsi="Roboto Mono" w:cs="Roboto Mono"/>
         </w:rPr>
@@ -4453,6 +4847,7 @@
           <w:ilvl w:val="1"/>
           <w:numId w:val="4"/>
         </w:numPr>
+        <w:spacing w:after="0" w:line="276" w:lineRule="auto"/>
         <w:rPr>
           <w:rFonts w:ascii="Roboto Mono" w:eastAsia="Roboto Mono" w:hAnsi="Roboto Mono" w:cs="Roboto Mono"/>
         </w:rPr>
@@ -4476,6 +4871,7 @@
           <w:ilvl w:val="0"/>
           <w:numId w:val="4"/>
         </w:numPr>
+        <w:spacing w:after="0" w:line="276" w:lineRule="auto"/>
         <w:rPr>
           <w:rFonts w:ascii="Roboto Mono" w:eastAsia="Roboto Mono" w:hAnsi="Roboto Mono" w:cs="Roboto Mono"/>
         </w:rPr>
@@ -4501,6 +4897,7 @@
           <w:ilvl w:val="1"/>
           <w:numId w:val="4"/>
         </w:numPr>
+        <w:spacing w:after="0" w:line="276" w:lineRule="auto"/>
         <w:rPr>
           <w:rFonts w:ascii="Roboto Mono" w:eastAsia="Roboto Mono" w:hAnsi="Roboto Mono" w:cs="Roboto Mono"/>
         </w:rPr>
@@ -4524,6 +4921,7 @@
           <w:ilvl w:val="0"/>
           <w:numId w:val="4"/>
         </w:numPr>
+        <w:spacing w:after="0" w:line="276" w:lineRule="auto"/>
         <w:rPr>
           <w:rFonts w:ascii="Roboto Mono" w:eastAsia="Roboto Mono" w:hAnsi="Roboto Mono" w:cs="Roboto Mono"/>
         </w:rPr>
@@ -4549,7 +4947,7 @@
           <w:ilvl w:val="1"/>
           <w:numId w:val="4"/>
         </w:numPr>
-        <w:spacing w:after="240"/>
+        <w:spacing w:after="240" w:line="276" w:lineRule="auto"/>
       </w:pPr>
       <w:r>
         <w:rPr>
@@ -4560,19 +4958,20 @@
     </w:p>
     <w:p>
       <w:r>
-        <w:pict w14:anchorId="3456A9E4">
-          <v:rect id="_x0000_i1122" style="width:0;height:1.5pt" o:hralign="center" o:hrstd="t" o:hr="t" fillcolor="#a0a0a0" stroked="f"/>
+        <w:pict w14:anchorId="3E64ADC0">
+          <v:rect id="_x0000_i1038" style="width:0;height:1.5pt" o:hralign="center" o:hrstd="t" o:hr="t" fillcolor="#a0a0a0" stroked="f"/>
         </w:pict>
       </w:r>
     </w:p>
+    <w:p/>
     <w:p/>
     <w:p/>
     <w:p/>
     <w:sectPr>
       <w:pgSz w:w="12240" w:h="15840"/>
       <w:pgMar w:top="1440" w:right="1440" w:bottom="1440" w:left="1440" w:header="720" w:footer="720" w:gutter="0"/>
-      <w:pgNumType w:start="1"/>
       <w:cols w:space="720"/>
+      <w:docGrid w:linePitch="360"/>
     </w:sectPr>
   </w:body>
 </w:document>
@@ -5911,18 +6310,6 @@
   <w:style w:type="paragraph" w:default="1" w:styleId="Normal">
     <w:name w:val="Normal"/>
     <w:qFormat/>
-    <w:rsid w:val="00AA33F9"/>
-    <w:pPr>
-      <w:spacing w:after="0" w:line="276" w:lineRule="auto"/>
-    </w:pPr>
-    <w:rPr>
-      <w:rFonts w:ascii="Arial" w:eastAsia="Arial" w:hAnsi="Arial" w:cs="Arial"/>
-      <w:kern w:val="0"/>
-      <w:sz w:val="22"/>
-      <w:szCs w:val="22"/>
-      <w:lang w:val="en"/>
-      <w14:ligatures w14:val="none"/>
-    </w:rPr>
   </w:style>
   <w:style w:type="paragraph" w:styleId="Heading1">
     <w:name w:val="heading 1"/>
@@ -5931,7 +6318,7 @@
     <w:link w:val="Heading1Char"/>
     <w:uiPriority w:val="9"/>
     <w:qFormat/>
-    <w:rsid w:val="00EE6A79"/>
+    <w:rsid w:val="0072346A"/>
     <w:pPr>
       <w:keepNext/>
       <w:keepLines/>
@@ -5953,7 +6340,7 @@
     <w:uiPriority w:val="9"/>
     <w:unhideWhenUsed/>
     <w:qFormat/>
-    <w:rsid w:val="00EE6A79"/>
+    <w:rsid w:val="0072346A"/>
     <w:pPr>
       <w:keepNext/>
       <w:keepLines/>
@@ -5975,7 +6362,7 @@
     <w:uiPriority w:val="9"/>
     <w:unhideWhenUsed/>
     <w:qFormat/>
-    <w:rsid w:val="00EE6A79"/>
+    <w:rsid w:val="0072346A"/>
     <w:pPr>
       <w:keepNext/>
       <w:keepLines/>
@@ -5998,7 +6385,7 @@
     <w:semiHidden/>
     <w:unhideWhenUsed/>
     <w:qFormat/>
-    <w:rsid w:val="00EE6A79"/>
+    <w:rsid w:val="0072346A"/>
     <w:pPr>
       <w:keepNext/>
       <w:keepLines/>
@@ -6021,7 +6408,7 @@
     <w:semiHidden/>
     <w:unhideWhenUsed/>
     <w:qFormat/>
-    <w:rsid w:val="00EE6A79"/>
+    <w:rsid w:val="0072346A"/>
     <w:pPr>
       <w:keepNext/>
       <w:keepLines/>
@@ -6042,11 +6429,11 @@
     <w:semiHidden/>
     <w:unhideWhenUsed/>
     <w:qFormat/>
-    <w:rsid w:val="00EE6A79"/>
+    <w:rsid w:val="0072346A"/>
     <w:pPr>
       <w:keepNext/>
       <w:keepLines/>
-      <w:spacing w:before="40"/>
+      <w:spacing w:before="40" w:after="0"/>
       <w:outlineLvl w:val="5"/>
     </w:pPr>
     <w:rPr>
@@ -6065,11 +6452,11 @@
     <w:semiHidden/>
     <w:unhideWhenUsed/>
     <w:qFormat/>
-    <w:rsid w:val="00EE6A79"/>
+    <w:rsid w:val="0072346A"/>
     <w:pPr>
       <w:keepNext/>
       <w:keepLines/>
-      <w:spacing w:before="40"/>
+      <w:spacing w:before="40" w:after="0"/>
       <w:outlineLvl w:val="6"/>
     </w:pPr>
     <w:rPr>
@@ -6086,10 +6473,11 @@
     <w:semiHidden/>
     <w:unhideWhenUsed/>
     <w:qFormat/>
-    <w:rsid w:val="00EE6A79"/>
+    <w:rsid w:val="0072346A"/>
     <w:pPr>
       <w:keepNext/>
       <w:keepLines/>
+      <w:spacing w:after="0"/>
       <w:outlineLvl w:val="7"/>
     </w:pPr>
     <w:rPr>
@@ -6108,10 +6496,11 @@
     <w:semiHidden/>
     <w:unhideWhenUsed/>
     <w:qFormat/>
-    <w:rsid w:val="00EE6A79"/>
+    <w:rsid w:val="0072346A"/>
     <w:pPr>
       <w:keepNext/>
       <w:keepLines/>
+      <w:spacing w:after="0"/>
       <w:outlineLvl w:val="8"/>
     </w:pPr>
     <w:rPr>
@@ -6151,7 +6540,7 @@
     <w:basedOn w:val="DefaultParagraphFont"/>
     <w:link w:val="Heading1"/>
     <w:uiPriority w:val="9"/>
-    <w:rsid w:val="00EE6A79"/>
+    <w:rsid w:val="0072346A"/>
     <w:rPr>
       <w:rFonts w:asciiTheme="majorHAnsi" w:eastAsiaTheme="majorEastAsia" w:hAnsiTheme="majorHAnsi" w:cstheme="majorBidi"/>
       <w:color w:val="2F5496" w:themeColor="accent1" w:themeShade="BF"/>
@@ -6164,7 +6553,7 @@
     <w:basedOn w:val="DefaultParagraphFont"/>
     <w:link w:val="Heading2"/>
     <w:uiPriority w:val="9"/>
-    <w:rsid w:val="00EE6A79"/>
+    <w:rsid w:val="0072346A"/>
     <w:rPr>
       <w:rFonts w:asciiTheme="majorHAnsi" w:eastAsiaTheme="majorEastAsia" w:hAnsiTheme="majorHAnsi" w:cstheme="majorBidi"/>
       <w:color w:val="2F5496" w:themeColor="accent1" w:themeShade="BF"/>
@@ -6177,7 +6566,7 @@
     <w:basedOn w:val="DefaultParagraphFont"/>
     <w:link w:val="Heading3"/>
     <w:uiPriority w:val="9"/>
-    <w:rsid w:val="00EE6A79"/>
+    <w:rsid w:val="0072346A"/>
     <w:rPr>
       <w:rFonts w:eastAsiaTheme="majorEastAsia" w:cstheme="majorBidi"/>
       <w:color w:val="2F5496" w:themeColor="accent1" w:themeShade="BF"/>
@@ -6191,7 +6580,7 @@
     <w:link w:val="Heading4"/>
     <w:uiPriority w:val="9"/>
     <w:semiHidden/>
-    <w:rsid w:val="00EE6A79"/>
+    <w:rsid w:val="0072346A"/>
     <w:rPr>
       <w:rFonts w:eastAsiaTheme="majorEastAsia" w:cstheme="majorBidi"/>
       <w:i/>
@@ -6205,7 +6594,7 @@
     <w:link w:val="Heading5"/>
     <w:uiPriority w:val="9"/>
     <w:semiHidden/>
-    <w:rsid w:val="00EE6A79"/>
+    <w:rsid w:val="0072346A"/>
     <w:rPr>
       <w:rFonts w:eastAsiaTheme="majorEastAsia" w:cstheme="majorBidi"/>
       <w:color w:val="2F5496" w:themeColor="accent1" w:themeShade="BF"/>
@@ -6217,7 +6606,7 @@
     <w:link w:val="Heading6"/>
     <w:uiPriority w:val="9"/>
     <w:semiHidden/>
-    <w:rsid w:val="00EE6A79"/>
+    <w:rsid w:val="0072346A"/>
     <w:rPr>
       <w:rFonts w:eastAsiaTheme="majorEastAsia" w:cstheme="majorBidi"/>
       <w:i/>
@@ -6231,7 +6620,7 @@
     <w:link w:val="Heading7"/>
     <w:uiPriority w:val="9"/>
     <w:semiHidden/>
-    <w:rsid w:val="00EE6A79"/>
+    <w:rsid w:val="0072346A"/>
     <w:rPr>
       <w:rFonts w:eastAsiaTheme="majorEastAsia" w:cstheme="majorBidi"/>
       <w:color w:val="595959" w:themeColor="text1" w:themeTint="A6"/>
@@ -6243,7 +6632,7 @@
     <w:link w:val="Heading8"/>
     <w:uiPriority w:val="9"/>
     <w:semiHidden/>
-    <w:rsid w:val="00EE6A79"/>
+    <w:rsid w:val="0072346A"/>
     <w:rPr>
       <w:rFonts w:eastAsiaTheme="majorEastAsia" w:cstheme="majorBidi"/>
       <w:i/>
@@ -6257,7 +6646,7 @@
     <w:link w:val="Heading9"/>
     <w:uiPriority w:val="9"/>
     <w:semiHidden/>
-    <w:rsid w:val="00EE6A79"/>
+    <w:rsid w:val="0072346A"/>
     <w:rPr>
       <w:rFonts w:eastAsiaTheme="majorEastAsia" w:cstheme="majorBidi"/>
       <w:color w:val="272727" w:themeColor="text1" w:themeTint="D8"/>
@@ -6270,7 +6659,7 @@
     <w:link w:val="TitleChar"/>
     <w:uiPriority w:val="10"/>
     <w:qFormat/>
-    <w:rsid w:val="00EE6A79"/>
+    <w:rsid w:val="0072346A"/>
     <w:pPr>
       <w:spacing w:after="80" w:line="240" w:lineRule="auto"/>
       <w:contextualSpacing/>
@@ -6288,7 +6677,7 @@
     <w:basedOn w:val="DefaultParagraphFont"/>
     <w:link w:val="Title"/>
     <w:uiPriority w:val="10"/>
-    <w:rsid w:val="00EE6A79"/>
+    <w:rsid w:val="0072346A"/>
     <w:rPr>
       <w:rFonts w:asciiTheme="majorHAnsi" w:eastAsiaTheme="majorEastAsia" w:hAnsiTheme="majorHAnsi" w:cstheme="majorBidi"/>
       <w:spacing w:val="-10"/>
@@ -6304,7 +6693,7 @@
     <w:link w:val="SubtitleChar"/>
     <w:uiPriority w:val="11"/>
     <w:qFormat/>
-    <w:rsid w:val="00EE6A79"/>
+    <w:rsid w:val="0072346A"/>
     <w:pPr>
       <w:numPr>
         <w:ilvl w:val="1"/>
@@ -6323,7 +6712,7 @@
     <w:basedOn w:val="DefaultParagraphFont"/>
     <w:link w:val="Subtitle"/>
     <w:uiPriority w:val="11"/>
-    <w:rsid w:val="00EE6A79"/>
+    <w:rsid w:val="0072346A"/>
     <w:rPr>
       <w:rFonts w:eastAsiaTheme="majorEastAsia" w:cstheme="majorBidi"/>
       <w:color w:val="595959" w:themeColor="text1" w:themeTint="A6"/>
@@ -6339,7 +6728,7 @@
     <w:link w:val="QuoteChar"/>
     <w:uiPriority w:val="29"/>
     <w:qFormat/>
-    <w:rsid w:val="00EE6A79"/>
+    <w:rsid w:val="0072346A"/>
     <w:pPr>
       <w:spacing w:before="160"/>
       <w:jc w:val="center"/>
@@ -6355,7 +6744,7 @@
     <w:basedOn w:val="DefaultParagraphFont"/>
     <w:link w:val="Quote"/>
     <w:uiPriority w:val="29"/>
-    <w:rsid w:val="00EE6A79"/>
+    <w:rsid w:val="0072346A"/>
     <w:rPr>
       <w:i/>
       <w:iCs/>
@@ -6367,7 +6756,7 @@
     <w:basedOn w:val="Normal"/>
     <w:uiPriority w:val="34"/>
     <w:qFormat/>
-    <w:rsid w:val="00EE6A79"/>
+    <w:rsid w:val="0072346A"/>
     <w:pPr>
       <w:ind w:left="720"/>
       <w:contextualSpacing/>
@@ -6378,7 +6767,7 @@
     <w:basedOn w:val="DefaultParagraphFont"/>
     <w:uiPriority w:val="21"/>
     <w:qFormat/>
-    <w:rsid w:val="00EE6A79"/>
+    <w:rsid w:val="0072346A"/>
     <w:rPr>
       <w:i/>
       <w:iCs/>
@@ -6392,7 +6781,7 @@
     <w:link w:val="IntenseQuoteChar"/>
     <w:uiPriority w:val="30"/>
     <w:qFormat/>
-    <w:rsid w:val="00EE6A79"/>
+    <w:rsid w:val="0072346A"/>
     <w:pPr>
       <w:pBdr>
         <w:top w:val="single" w:sz="4" w:space="10" w:color="2F5496" w:themeColor="accent1" w:themeShade="BF"/>
@@ -6413,7 +6802,7 @@
     <w:basedOn w:val="DefaultParagraphFont"/>
     <w:link w:val="IntenseQuote"/>
     <w:uiPriority w:val="30"/>
-    <w:rsid w:val="00EE6A79"/>
+    <w:rsid w:val="0072346A"/>
     <w:rPr>
       <w:i/>
       <w:iCs/>
@@ -6425,7 +6814,7 @@
     <w:basedOn w:val="DefaultParagraphFont"/>
     <w:uiPriority w:val="32"/>
     <w:qFormat/>
-    <w:rsid w:val="00EE6A79"/>
+    <w:rsid w:val="0072346A"/>
     <w:rPr>
       <w:b/>
       <w:bCs/>
